--- a/svoyo-delo/대본/7부/04화_Dizain.docx
+++ b/svoyo-delo/대본/7부/04화_Dizain.docx
@@ -687,7 +687,7 @@
         <w:t xml:space="preserve"> </w:t>
       </w:r>
       <w:r>
-        <w:t xml:space="preserve">- 규칙: 지문 없음. 전 화 100% 「화자명: 대사」. 1턴 18단어 이내 + 긴 턴 10~15회(30~55단어). 문법 초점(C1): 명사 나열 공문체(Наименование изделия. Товарный знак. Номер регистрационного удостоверения…), 정의 구문(Дизайн — это не…, а…), 수동 형동사(Макет утверждён руководителем по качеству), 격언형 대조(Неправду выравнивают. Правду оставляют кривой).</w:t>
+        <w:t xml:space="preserve">- 규칙: 지문 없음. 전 화 100% 「화자명: 대사」. 1턴 24단어 이내 + 긴 턴 10~15회(35~60단어). 문법 초점(C1): 명사 나열 공문체(Наименование изделия. Товарный знак. Номер регистрационного удостоверения…), 정의 구문(Дизайн — это не…, а…), 수동 형동사(Макет утверждён руководителем по качеству), 격언형 대조(Неправду выравнивают. Правду оставляют кривой).</w:t>
       </w:r>
       <w:r>
         <w:t xml:space="preserve"> </w:t>
@@ -804,119 +804,119 @@
         <w:pStyle w:val="FirstParagraph"/>
       </w:pPr>
       <w:r>
-        <w:t xml:space="preserve">VARVARA: Знакомьтесь. Всеволод Краснов. Сева. Дизайнер. Он делал упаковку для трёх аптечных сетей и одного балета.</w:t>
-      </w:r>
-    </w:p>
-    <w:p>
-      <w:pPr>
-        <w:pStyle w:val="BodyText"/>
-      </w:pPr>
-      <w:r>
-        <w:t xml:space="preserve">SEVA: Балет — лучшее, что я делал. Аптеки — самое трудное. Начнём? Три варианта. На стене.</w:t>
-      </w:r>
-    </w:p>
-    <w:p>
-      <w:pPr>
-        <w:pStyle w:val="BodyText"/>
-      </w:pPr>
-      <w:r>
-        <w:t xml:space="preserve">ALEKSEY: Первый — синий. Второй — белый. Третий… почти пустой.</w:t>
-      </w:r>
-    </w:p>
-    <w:p>
-      <w:pPr>
-        <w:pStyle w:val="BodyText"/>
-      </w:pPr>
-      <w:r>
-        <w:t xml:space="preserve">SEVA: Первый — озеро летом. Второй — озеро зимой, лёд. Третий — туман над водой. Одна линия горизонта.</w:t>
-      </w:r>
-    </w:p>
-    <w:p>
-      <w:pPr>
-        <w:pStyle w:val="BodyText"/>
-      </w:pPr>
-      <w:r>
-        <w:t xml:space="preserve">DIMA: Мне нравится первый. Яркий. Врач увидит издалека.</w:t>
-      </w:r>
-    </w:p>
-    <w:p>
-      <w:pPr>
-        <w:pStyle w:val="BodyText"/>
-      </w:pPr>
-      <w:r>
-        <w:t xml:space="preserve">KORNILOVA: Врач не смотрит издалека. Врач смотрит на коробку в руке. В перчатках. Под лампой. Иногда в три ночи.</w:t>
-      </w:r>
-    </w:p>
-    <w:p>
-      <w:pPr>
-        <w:pStyle w:val="BodyText"/>
-      </w:pPr>
-      <w:r>
-        <w:t xml:space="preserve">SEVA: Тогда — второй или третий. Лёд или туман.</w:t>
-      </w:r>
-    </w:p>
-    <w:p>
-      <w:pPr>
-        <w:pStyle w:val="BodyText"/>
-      </w:pPr>
-      <w:r>
-        <w:t xml:space="preserve">RITA: Можно я? Маргарита Лисицына, качество. Третья неделя. Пока вы выбираете красоту — у меня вопрос про буквы.</w:t>
-      </w:r>
-    </w:p>
-    <w:p>
-      <w:pPr>
-        <w:pStyle w:val="BodyText"/>
-      </w:pPr>
-      <w:r>
-        <w:t xml:space="preserve">VARVARA: Буквы — потом. Сначала — настроение.</w:t>
-      </w:r>
-    </w:p>
-    <w:p>
-      <w:pPr>
-        <w:pStyle w:val="BodyText"/>
-      </w:pPr>
-      <w:r>
-        <w:t xml:space="preserve">RITA: Нет. Сначала — буквы. Потом настроение. Если букв не хватит — настроения не будет. Будет отказ регулятора.</w:t>
-      </w:r>
-    </w:p>
-    <w:p>
-      <w:pPr>
-        <w:pStyle w:val="BodyText"/>
-      </w:pPr>
-      <w:r>
-        <w:t xml:space="preserve">OLGA: Рита права. Сева, сколько места у вас на коробке для текста?</w:t>
-      </w:r>
-    </w:p>
-    <w:p>
-      <w:pPr>
-        <w:pStyle w:val="BodyText"/>
-      </w:pPr>
-      <w:r>
-        <w:t xml:space="preserve">SEVA: Сзади — немного. Я хотел чисто. Название, страна, номер линии. Как бабушкина картонка — коротко.</w:t>
-      </w:r>
-    </w:p>
-    <w:p>
-      <w:pPr>
-        <w:pStyle w:val="BodyText"/>
-      </w:pPr>
-      <w:r>
-        <w:t xml:space="preserve">OLGA: Тогда у меня для вас список. Обязательных сведений. Семнадцать пунктов.</w:t>
-      </w:r>
-    </w:p>
-    <w:p>
-      <w:pPr>
-        <w:pStyle w:val="BodyText"/>
-      </w:pPr>
-      <w:r>
-        <w:t xml:space="preserve">SEVA: Семнадцать? На коробке размером с ладонь?</w:t>
-      </w:r>
-    </w:p>
-    <w:p>
-      <w:pPr>
-        <w:pStyle w:val="BodyText"/>
-      </w:pPr>
-      <w:r>
-        <w:t xml:space="preserve">RITA: Семнадцать. И каждый — читаемый. Без лупы. Это я проверю. Лично.</w:t>
+        <w:t xml:space="preserve">VARVARA: Знакомьтесь: Всеволод Краснов, для своих просто Сева, дизайнер. Он делал упаковку для трёх аптечных сетей и одного балета.</w:t>
+      </w:r>
+    </w:p>
+    <w:p>
+      <w:pPr>
+        <w:pStyle w:val="BodyText"/>
+      </w:pPr>
+      <w:r>
+        <w:t xml:space="preserve">SEVA: Балет — лучшее, что я делал, а аптеки — самое трудное. Начнём? У меня три варианта, они висят на стене.</w:t>
+      </w:r>
+    </w:p>
+    <w:p>
+      <w:pPr>
+        <w:pStyle w:val="BodyText"/>
+      </w:pPr>
+      <w:r>
+        <w:t xml:space="preserve">ALEKSEY: Первый синий, второй белый, а третий… третий почти пустой, если я правильно вижу.</w:t>
+      </w:r>
+    </w:p>
+    <w:p>
+      <w:pPr>
+        <w:pStyle w:val="BodyText"/>
+      </w:pPr>
+      <w:r>
+        <w:t xml:space="preserve">SEVA: Первый — это озеро летом, второй — озеро зимой, лёд. А третий — туман над водой и одна линия горизонта.</w:t>
+      </w:r>
+    </w:p>
+    <w:p>
+      <w:pPr>
+        <w:pStyle w:val="BodyText"/>
+      </w:pPr>
+      <w:r>
+        <w:t xml:space="preserve">DIMA: Мне нравится первый, потому что он яркий, и врач увидит его издалека.</w:t>
+      </w:r>
+    </w:p>
+    <w:p>
+      <w:pPr>
+        <w:pStyle w:val="BodyText"/>
+      </w:pPr>
+      <w:r>
+        <w:t xml:space="preserve">KORNILOVA: Врач не смотрит издалека. Врач смотрит на коробку в руке, в перчатках, под лампой, а иногда в три часа ночи.</w:t>
+      </w:r>
+    </w:p>
+    <w:p>
+      <w:pPr>
+        <w:pStyle w:val="BodyText"/>
+      </w:pPr>
+      <w:r>
+        <w:t xml:space="preserve">SEVA: Тогда, наверное, второй или третий вариант: лёд или туман.</w:t>
+      </w:r>
+    </w:p>
+    <w:p>
+      <w:pPr>
+        <w:pStyle w:val="BodyText"/>
+      </w:pPr>
+      <w:r>
+        <w:t xml:space="preserve">RITA: Можно я? Маргарита Лисицына, качество, работаю третью неделю. Пока вы выбираете красоту, у меня есть вопрос про буквы.</w:t>
+      </w:r>
+    </w:p>
+    <w:p>
+      <w:pPr>
+        <w:pStyle w:val="BodyText"/>
+      </w:pPr>
+      <w:r>
+        <w:t xml:space="preserve">VARVARA: Буквы будут потом, а сначала давайте определимся с настроением.</w:t>
+      </w:r>
+    </w:p>
+    <w:p>
+      <w:pPr>
+        <w:pStyle w:val="BodyText"/>
+      </w:pPr>
+      <w:r>
+        <w:t xml:space="preserve">RITA: Нет. Сначала — буквы. Потом настроение. Если букв не хватит, никакого настроения не будет, а будет отказ регулятора.</w:t>
+      </w:r>
+    </w:p>
+    <w:p>
+      <w:pPr>
+        <w:pStyle w:val="BodyText"/>
+      </w:pPr>
+      <w:r>
+        <w:t xml:space="preserve">OLGA: Рита права. Сева, скажите, сколько места у вас на коробке для текста?</w:t>
+      </w:r>
+    </w:p>
+    <w:p>
+      <w:pPr>
+        <w:pStyle w:val="BodyText"/>
+      </w:pPr>
+      <w:r>
+        <w:t xml:space="preserve">SEVA: Сзади немного, потому что я хотел чисто: название, страна, номер линии. Коротко, как на бабушкиной картонке.</w:t>
+      </w:r>
+    </w:p>
+    <w:p>
+      <w:pPr>
+        <w:pStyle w:val="BodyText"/>
+      </w:pPr>
+      <w:r>
+        <w:t xml:space="preserve">OLGA: Тогда у меня для вас есть список обязательных сведений, и в нём семнадцать пунктов.</w:t>
+      </w:r>
+    </w:p>
+    <w:p>
+      <w:pPr>
+        <w:pStyle w:val="BodyText"/>
+      </w:pPr>
+      <w:r>
+        <w:t xml:space="preserve">SEVA: Семнадцать пунктов? На коробке размером с ладонь? Вы, наверное, шутите.</w:t>
+      </w:r>
+    </w:p>
+    <w:p>
+      <w:pPr>
+        <w:pStyle w:val="BodyText"/>
+      </w:pPr>
+      <w:r>
+        <w:t xml:space="preserve">RITA: Не шутим, семнадцать, и каждый должен читаться без лупы. Это я проверю лично.</w:t>
       </w:r>
     </w:p>
     <w:bookmarkEnd w:id="21"/>
@@ -934,279 +934,279 @@
         <w:pStyle w:val="FirstParagraph"/>
       </w:pPr>
       <w:r>
-        <w:t xml:space="preserve">OLGA: Читаю. Наименование изделия. Товарный знак. Производитель — «Мост», с адресом. Производственная площадка — Седжин, Вонджу, Республика Корея.</w:t>
-      </w:r>
-    </w:p>
-    <w:p>
-      <w:pPr>
-        <w:pStyle w:val="BodyText"/>
-      </w:pPr>
-      <w:r>
-        <w:t xml:space="preserve">SEVA: Два адреса? Наш и корейский?</w:t>
-      </w:r>
-    </w:p>
-    <w:p>
-      <w:pPr>
-        <w:pStyle w:val="BodyText"/>
-      </w:pPr>
-      <w:r>
-        <w:t xml:space="preserve">OLGA: Два адреса. Производитель отвечает, площадка производит. Пациентка и регулятор должны видеть обоих, без путаницы, кто есть кто. Дальше. Номер регистрационного удостоверения. Номер партии. Дата изготовления. Срок годности. Условия хранения. Стерильно. Однократно. Объём. Это ещё не всё.</w:t>
-      </w:r>
-    </w:p>
-    <w:p>
-      <w:pPr>
-        <w:pStyle w:val="BodyText"/>
-      </w:pPr>
-      <w:r>
-        <w:t xml:space="preserve">SEVA: Это уже двенадцать. Где здесь место для озера?</w:t>
-      </w:r>
-    </w:p>
-    <w:p>
-      <w:pPr>
-        <w:pStyle w:val="BodyText"/>
-      </w:pPr>
-      <w:r>
-        <w:t xml:space="preserve">RITA: Озеро — спереди. Буквы — сзади. И сбоку. И на шприце. Шприц — отдельная история. Там ещё пять.</w:t>
-      </w:r>
-    </w:p>
-    <w:p>
-      <w:pPr>
-        <w:pStyle w:val="BodyText"/>
-      </w:pPr>
-      <w:r>
-        <w:t xml:space="preserve">KORNILOVA: На шприце главное — номер партии. Чтобы я переклеила его в карту пациентки. Если через год у неё что-то случится, я должна за десять секунд найти, какой гель ей вводили. Не за десять минут. Наклейка должна отклеиваться одним движением. В перчатке. Мокрой.</w:t>
-      </w:r>
-    </w:p>
-    <w:p>
-      <w:pPr>
-        <w:pStyle w:val="BodyText"/>
-      </w:pPr>
-      <w:r>
-        <w:t xml:space="preserve">SEVA: Одним движением в перчатке. Это требование к клею, а не к дизайну.</w:t>
-      </w:r>
-    </w:p>
-    <w:p>
-      <w:pPr>
-        <w:pStyle w:val="BodyText"/>
-      </w:pPr>
-      <w:r>
-        <w:t xml:space="preserve">RITA: Это требование ко всему. Дизайн — это не картинка на стене. Дизайн — это то, как вещь работает в руках. В три ночи. Под лампой. В мокрых перчатках, когда пациентка нервничает, а врач устал. Если наклейка не отклеилась — это ошибка дизайна, а не клея.</w:t>
-      </w:r>
-    </w:p>
-    <w:p>
-      <w:pPr>
-        <w:pStyle w:val="BodyText"/>
-      </w:pPr>
-      <w:r>
-        <w:t xml:space="preserve">SEVA: Вы говорите как мой преподаватель в Строгановке.</w:t>
-      </w:r>
-    </w:p>
-    <w:p>
-      <w:pPr>
-        <w:pStyle w:val="BodyText"/>
-      </w:pPr>
-      <w:r>
-        <w:t xml:space="preserve">RITA: Значит, у вас был хороший преподаватель.</w:t>
-      </w:r>
-    </w:p>
-    <w:p>
-      <w:pPr>
-        <w:pStyle w:val="BodyText"/>
-      </w:pPr>
-      <w:r>
-        <w:t xml:space="preserve">OLGA: Дальше. Символы. Стерилизация, не использовать повторно, температурный диапазон. И символ «смотри инструкцию».</w:t>
-      </w:r>
-    </w:p>
-    <w:p>
-      <w:pPr>
-        <w:pStyle w:val="BodyText"/>
-      </w:pPr>
-      <w:r>
-        <w:t xml:space="preserve">KIRILL: Можно про защиту? Голограмма. Код. Мы обещали — с первого макета.</w:t>
-      </w:r>
-    </w:p>
-    <w:p>
-      <w:pPr>
-        <w:pStyle w:val="BodyText"/>
-      </w:pPr>
-      <w:r>
-        <w:t xml:space="preserve">SEVA: Голограмму я бы спрятал. Это некрасиво. Блестит.</w:t>
-      </w:r>
-    </w:p>
-    <w:p>
-      <w:pPr>
-        <w:pStyle w:val="BodyText"/>
-      </w:pPr>
-      <w:r>
-        <w:t xml:space="preserve">KIRILL: Её нельзя прятать. Её должен видеть врач. Сразу. Иначе зачем?</w:t>
-      </w:r>
-    </w:p>
-    <w:p>
-      <w:pPr>
-        <w:pStyle w:val="BodyText"/>
-      </w:pPr>
-      <w:r>
-        <w:t xml:space="preserve">RITA: Кирилл прав. Защита, которую не видно, — не защита. Это украшение для подделки.</w:t>
-      </w:r>
-    </w:p>
-    <w:p>
-      <w:pPr>
-        <w:pStyle w:val="BodyText"/>
-      </w:pPr>
-      <w:r>
-        <w:t xml:space="preserve">SEVA: Тогда я сделаю её частью рисунка. Голограмма — это лёд на озере. Он блестит, потому что лёд блестит.</w:t>
-      </w:r>
-    </w:p>
-    <w:p>
-      <w:pPr>
-        <w:pStyle w:val="BodyText"/>
-      </w:pPr>
-      <w:r>
-        <w:t xml:space="preserve">VARVARA: Сева, это гениально. Лёд — защита. Защита — лёд.</w:t>
-      </w:r>
-    </w:p>
-    <w:p>
-      <w:pPr>
-        <w:pStyle w:val="BodyText"/>
-      </w:pPr>
-      <w:r>
-        <w:t xml:space="preserve">KORNILOVA: Лёд — защита. Я бы так сказала студентам. Хорошо.</w:t>
-      </w:r>
-    </w:p>
-    <w:p>
-      <w:pPr>
-        <w:pStyle w:val="BodyText"/>
-      </w:pPr>
-      <w:r>
-        <w:t xml:space="preserve">OLGA: Дальше. Язык. Россия и ЕАЭС. В Казахстане нужен казахский. Значит, два языка на коробке. Или вкладыш.</w:t>
-      </w:r>
-    </w:p>
-    <w:p>
-      <w:pPr>
-        <w:pStyle w:val="BodyText"/>
-      </w:pPr>
-      <w:r>
-        <w:t xml:space="preserve">IRINA: Два языка — дороже печать. Одна коробка для всех рынков — дешевле. Я за одну коробку. Русский и казахский. Сразу.</w:t>
-      </w:r>
-    </w:p>
-    <w:p>
-      <w:pPr>
-        <w:pStyle w:val="BodyText"/>
-      </w:pPr>
-      <w:r>
-        <w:t xml:space="preserve">OLGA: Одна коробка — и для регулятора проще. Один макет — одна экспертиза.</w:t>
-      </w:r>
-    </w:p>
-    <w:p>
-      <w:pPr>
-        <w:pStyle w:val="BodyText"/>
-      </w:pPr>
-      <w:r>
-        <w:t xml:space="preserve">SEVA: Два языка на коробке с ладонь. И семнадцать пунктов. И голограмма. И озеро.</w:t>
-      </w:r>
-    </w:p>
-    <w:p>
-      <w:pPr>
-        <w:pStyle w:val="BodyText"/>
-      </w:pPr>
-      <w:r>
-        <w:t xml:space="preserve">VARVARA: Сева, тебе было скучно в аптеках. Теперь не будет.</w:t>
-      </w:r>
-    </w:p>
-    <w:p>
-      <w:pPr>
-        <w:pStyle w:val="BodyText"/>
-      </w:pPr>
-      <w:r>
-        <w:t xml:space="preserve">SEVA: Мне не было скучно в аптеках. Мне было тесно. Здесь — ещё теснее.</w:t>
-      </w:r>
-    </w:p>
-    <w:p>
-      <w:pPr>
-        <w:pStyle w:val="BodyText"/>
-      </w:pPr>
-      <w:r>
-        <w:t xml:space="preserve">ALEKSEY: А сзади? Две строчки. Мои. «Не навреди». И номер линии.</w:t>
-      </w:r>
-    </w:p>
-    <w:p>
-      <w:pPr>
-        <w:pStyle w:val="BodyText"/>
-      </w:pPr>
-      <w:r>
-        <w:t xml:space="preserve">OLGA: Это не обязательный пункт. Это — восемнадцатый. Добровольный.</w:t>
-      </w:r>
-    </w:p>
-    <w:p>
-      <w:pPr>
-        <w:pStyle w:val="BodyText"/>
-      </w:pPr>
-      <w:r>
-        <w:t xml:space="preserve">RITA: Восемнадцатый — самый важный. Но регулятор его не требует. Значит — последним. С воздухом вокруг.</w:t>
-      </w:r>
-    </w:p>
-    <w:p>
-      <w:pPr>
-        <w:pStyle w:val="BodyText"/>
-      </w:pPr>
-      <w:r>
-        <w:t xml:space="preserve">SEVA: С воздухом. Это я умею. Воздух — это единственное, что я хорошо умею.</w:t>
-      </w:r>
-    </w:p>
-    <w:p>
-      <w:pPr>
-        <w:pStyle w:val="BodyText"/>
-      </w:pPr>
-      <w:r>
-        <w:t xml:space="preserve">DIMA: А страна? Варвара говорила — крупно. «Произведено в Республике Корея».</w:t>
-      </w:r>
-    </w:p>
-    <w:p>
-      <w:pPr>
-        <w:pStyle w:val="BodyText"/>
-      </w:pPr>
-      <w:r>
-        <w:t xml:space="preserve">SEVA: Крупно — где? Спереди всё занято озером.</w:t>
-      </w:r>
-    </w:p>
-    <w:p>
-      <w:pPr>
-        <w:pStyle w:val="BodyText"/>
-      </w:pPr>
-      <w:r>
-        <w:t xml:space="preserve">VARVARA: Спереди. Под названием. Одна строка. «Ладога. Республика Корея». Это не стыдно. Это довод.</w:t>
-      </w:r>
-    </w:p>
-    <w:p>
-      <w:pPr>
-        <w:pStyle w:val="BodyText"/>
-      </w:pPr>
-      <w:r>
-        <w:t xml:space="preserve">RITA: «Республика Корея» — полностью. Не просто «Корея». Регулятор спросит, какая.</w:t>
-      </w:r>
-    </w:p>
-    <w:p>
-      <w:pPr>
-        <w:pStyle w:val="BodyText"/>
-      </w:pPr>
-      <w:r>
-        <w:t xml:space="preserve">KORNILOVA: «Сделано в Корее. Отвечаем в России». Это сзади. Рядом с «Не навреди».</w:t>
-      </w:r>
-    </w:p>
-    <w:p>
-      <w:pPr>
-        <w:pStyle w:val="BodyText"/>
-      </w:pPr>
-      <w:r>
-        <w:t xml:space="preserve">SEVA: Это уже не коробка. Это манифест. Озеро, лёд-голограмма, два языка, два адреса, семнадцать пунктов, почерк, линия, Корея и Россия. На ладони. Хорошо. Мне нравится. Так тесно мне ещё никогда не было, и так интересно тоже. Дайте мне неделю.</w:t>
-      </w:r>
-    </w:p>
-    <w:p>
-      <w:pPr>
-        <w:pStyle w:val="BodyText"/>
-      </w:pPr>
-      <w:r>
-        <w:t xml:space="preserve">IRINA: Неделю. Не две. Я так и заложу в смету.</w:t>
+        <w:t xml:space="preserve">OLGA: Читаю по порядку. Наименование изделия, товарный знак, производитель — «Мост» с адресом, и производственная площадка — Седжин, Вонджу, Республика Корея.</w:t>
+      </w:r>
+    </w:p>
+    <w:p>
+      <w:pPr>
+        <w:pStyle w:val="BodyText"/>
+      </w:pPr>
+      <w:r>
+        <w:t xml:space="preserve">SEVA: Подождите, два адреса? И наш, и корейский на одной коробке?</w:t>
+      </w:r>
+    </w:p>
+    <w:p>
+      <w:pPr>
+        <w:pStyle w:val="BodyText"/>
+      </w:pPr>
+      <w:r>
+        <w:t xml:space="preserve">OLGA: Да, два адреса. Производитель отвечает, площадка производит, и пациентка с регулятором должны видеть обоих без путаницы, кто есть кто. Дальше: номер регистрационного удостоверения, номер партии, дата изготовления, срок годности, условия хранения, «стерильно», «однократно», объём. И это ещё не всё.</w:t>
+      </w:r>
+    </w:p>
+    <w:p>
+      <w:pPr>
+        <w:pStyle w:val="BodyText"/>
+      </w:pPr>
+      <w:r>
+        <w:t xml:space="preserve">SEVA: Это уже двенадцать пунктов. А где здесь, скажите, место для моего озера?</w:t>
+      </w:r>
+    </w:p>
+    <w:p>
+      <w:pPr>
+        <w:pStyle w:val="BodyText"/>
+      </w:pPr>
+      <w:r>
+        <w:t xml:space="preserve">RITA: Озеро спереди, а буквы сзади, сбоку и на шприце. Шприц — вообще отдельная история, там ещё пять пунктов.</w:t>
+      </w:r>
+    </w:p>
+    <w:p>
+      <w:pPr>
+        <w:pStyle w:val="BodyText"/>
+      </w:pPr>
+      <w:r>
+        <w:t xml:space="preserve">KORNILOVA: На шприце главное — номер партии, чтобы я переклеила его в карту пациентки. Если через год у неё что-то случится, я должна за десять секунд найти, какой гель ей вводили, а не за десять минут. Поэтому наклейка должна отклеиваться одним движением, в перчатке, причём мокрой.</w:t>
+      </w:r>
+    </w:p>
+    <w:p>
+      <w:pPr>
+        <w:pStyle w:val="BodyText"/>
+      </w:pPr>
+      <w:r>
+        <w:t xml:space="preserve">SEVA: Одним движением в мокрой перчатке? Но это требование к клею, а не к дизайну.</w:t>
+      </w:r>
+    </w:p>
+    <w:p>
+      <w:pPr>
+        <w:pStyle w:val="BodyText"/>
+      </w:pPr>
+      <w:r>
+        <w:t xml:space="preserve">RITA: Это требование ко всему. Дизайн — это не картинка на стене. Дизайн — это то, как вещь работает в руках: в три ночи, под лампой, в мокрых перчатках, когда пациентка нервничает, а врач устал. Если наклейка не отклеилась, это ошибка дизайна, а не клея.</w:t>
+      </w:r>
+    </w:p>
+    <w:p>
+      <w:pPr>
+        <w:pStyle w:val="BodyText"/>
+      </w:pPr>
+      <w:r>
+        <w:t xml:space="preserve">SEVA: Вы говорите точно как мой преподаватель в Строгановке, даже интонация такая же.</w:t>
+      </w:r>
+    </w:p>
+    <w:p>
+      <w:pPr>
+        <w:pStyle w:val="BodyText"/>
+      </w:pPr>
+      <w:r>
+        <w:t xml:space="preserve">RITA: Значит, у вас был хороший преподаватель, и вам очень повезло.</w:t>
+      </w:r>
+    </w:p>
+    <w:p>
+      <w:pPr>
+        <w:pStyle w:val="BodyText"/>
+      </w:pPr>
+      <w:r>
+        <w:t xml:space="preserve">OLGA: Дальше идут символы: стерилизация, «не использовать повторно», температурный диапазон и символ «смотри инструкцию».</w:t>
+      </w:r>
+    </w:p>
+    <w:p>
+      <w:pPr>
+        <w:pStyle w:val="BodyText"/>
+      </w:pPr>
+      <w:r>
+        <w:t xml:space="preserve">KIRILL: Можно про защиту? Голограмма и код — мы ведь обещали, что они будут с первого макета.</w:t>
+      </w:r>
+    </w:p>
+    <w:p>
+      <w:pPr>
+        <w:pStyle w:val="BodyText"/>
+      </w:pPr>
+      <w:r>
+        <w:t xml:space="preserve">SEVA: Голограмму я бы спрятал, потому что это некрасиво: она блестит и спорит с рисунком.</w:t>
+      </w:r>
+    </w:p>
+    <w:p>
+      <w:pPr>
+        <w:pStyle w:val="BodyText"/>
+      </w:pPr>
+      <w:r>
+        <w:t xml:space="preserve">KIRILL: Её нельзя прятать, её должен видеть врач, причём сразу. Иначе зачем она вообще нужна?</w:t>
+      </w:r>
+    </w:p>
+    <w:p>
+      <w:pPr>
+        <w:pStyle w:val="BodyText"/>
+      </w:pPr>
+      <w:r>
+        <w:t xml:space="preserve">RITA: Кирилл прав. Защита, которую не видно, — не защита, а просто украшение для подделки.</w:t>
+      </w:r>
+    </w:p>
+    <w:p>
+      <w:pPr>
+        <w:pStyle w:val="BodyText"/>
+      </w:pPr>
+      <w:r>
+        <w:t xml:space="preserve">SEVA: Тогда я сделаю её частью рисунка: голограмма будет льдом на озере. Она блестит, потому что лёд блестит.</w:t>
+      </w:r>
+    </w:p>
+    <w:p>
+      <w:pPr>
+        <w:pStyle w:val="BodyText"/>
+      </w:pPr>
+      <w:r>
+        <w:t xml:space="preserve">VARVARA: Сева, это гениально! Лёд — это защита, а защита — это лёд.</w:t>
+      </w:r>
+    </w:p>
+    <w:p>
+      <w:pPr>
+        <w:pStyle w:val="BodyText"/>
+      </w:pPr>
+      <w:r>
+        <w:t xml:space="preserve">KORNILOVA: «Лёд — защита». Я бы именно так и сказала студентам. Хорошо придумано.</w:t>
+      </w:r>
+    </w:p>
+    <w:p>
+      <w:pPr>
+        <w:pStyle w:val="BodyText"/>
+      </w:pPr>
+      <w:r>
+        <w:t xml:space="preserve">OLGA: Дальше — язык. Россия и ЕАЭС, а в Казахстане нужен казахский, значит, на коробке два языка или вкладыш.</w:t>
+      </w:r>
+    </w:p>
+    <w:p>
+      <w:pPr>
+        <w:pStyle w:val="BodyText"/>
+      </w:pPr>
+      <w:r>
+        <w:t xml:space="preserve">IRINA: Два языка — это дороже печать, но одна коробка для всех рынков дешевле. Поэтому я за одну коробку, сразу на русском и казахском.</w:t>
+      </w:r>
+    </w:p>
+    <w:p>
+      <w:pPr>
+        <w:pStyle w:val="BodyText"/>
+      </w:pPr>
+      <w:r>
+        <w:t xml:space="preserve">OLGA: Одна коробка и для регулятора проще: один макет — одна экспертиза.</w:t>
+      </w:r>
+    </w:p>
+    <w:p>
+      <w:pPr>
+        <w:pStyle w:val="BodyText"/>
+      </w:pPr>
+      <w:r>
+        <w:t xml:space="preserve">SEVA: Два языка на коробке с ладонь, семнадцать пунктов, голограмма, да ещё и озеро. Я начинаю нервничать.</w:t>
+      </w:r>
+    </w:p>
+    <w:p>
+      <w:pPr>
+        <w:pStyle w:val="BodyText"/>
+      </w:pPr>
+      <w:r>
+        <w:t xml:space="preserve">VARVARA: Сева, тебе было скучно в аптеках, а теперь скучно точно не будет.</w:t>
+      </w:r>
+    </w:p>
+    <w:p>
+      <w:pPr>
+        <w:pStyle w:val="BodyText"/>
+      </w:pPr>
+      <w:r>
+        <w:t xml:space="preserve">SEVA: Мне не было скучно в аптеках, мне было тесно. А здесь, как я вижу, будет ещё теснее.</w:t>
+      </w:r>
+    </w:p>
+    <w:p>
+      <w:pPr>
+        <w:pStyle w:val="BodyText"/>
+      </w:pPr>
+      <w:r>
+        <w:t xml:space="preserve">ALEKSEY: А что будет сзади? Я хочу две строчки, мои: «Не навреди» и номер линии.</w:t>
+      </w:r>
+    </w:p>
+    <w:p>
+      <w:pPr>
+        <w:pStyle w:val="BodyText"/>
+      </w:pPr>
+      <w:r>
+        <w:t xml:space="preserve">OLGA: Это не обязательный пункт, а восемнадцатый, добровольный, и его никто от нас не требует.</w:t>
+      </w:r>
+    </w:p>
+    <w:p>
+      <w:pPr>
+        <w:pStyle w:val="BodyText"/>
+      </w:pPr>
+      <w:r>
+        <w:t xml:space="preserve">RITA: Восемнадцатый — самый важный, но регулятор его не требует. Значит, его ставим последним, с воздухом вокруг.</w:t>
+      </w:r>
+    </w:p>
+    <w:p>
+      <w:pPr>
+        <w:pStyle w:val="BodyText"/>
+      </w:pPr>
+      <w:r>
+        <w:t xml:space="preserve">SEVA: С воздухом — это я умею. Воздух вообще единственное, что я по-настоящему хорошо умею.</w:t>
+      </w:r>
+    </w:p>
+    <w:p>
+      <w:pPr>
+        <w:pStyle w:val="BodyText"/>
+      </w:pPr>
+      <w:r>
+        <w:t xml:space="preserve">DIMA: А как со страной? Варвара говорила, что надо крупно: «Произведено в Республике Корея».</w:t>
+      </w:r>
+    </w:p>
+    <w:p>
+      <w:pPr>
+        <w:pStyle w:val="BodyText"/>
+      </w:pPr>
+      <w:r>
+        <w:t xml:space="preserve">SEVA: Крупно, но где? Спереди ведь всё уже занято озером.</w:t>
+      </w:r>
+    </w:p>
+    <w:p>
+      <w:pPr>
+        <w:pStyle w:val="BodyText"/>
+      </w:pPr>
+      <w:r>
+        <w:t xml:space="preserve">VARVARA: Спереди, под названием, одной строкой: «Ладога. Республика Корея». Это не стыдно, это довод.</w:t>
+      </w:r>
+    </w:p>
+    <w:p>
+      <w:pPr>
+        <w:pStyle w:val="BodyText"/>
+      </w:pPr>
+      <w:r>
+        <w:t xml:space="preserve">RITA: И «Республика Корея» полностью, а не просто «Корея», потому что регулятор спросит, какая именно.</w:t>
+      </w:r>
+    </w:p>
+    <w:p>
+      <w:pPr>
+        <w:pStyle w:val="BodyText"/>
+      </w:pPr>
+      <w:r>
+        <w:t xml:space="preserve">KORNILOVA: А «Сделано в Корее. Отвечаем в России» пусть будет сзади, рядом с «Не навреди».</w:t>
+      </w:r>
+    </w:p>
+    <w:p>
+      <w:pPr>
+        <w:pStyle w:val="BodyText"/>
+      </w:pPr>
+      <w:r>
+        <w:t xml:space="preserve">SEVA: Это уже не коробка, а манифест: озеро, лёд-голограмма, два языка, два адреса, семнадцать пунктов, почерк, линия, Корея и Россия, и всё это на ладони. Хорошо, мне нравится. Так тесно мне ещё никогда не было, но и так интересно тоже. Дайте мне неделю.</w:t>
+      </w:r>
+    </w:p>
+    <w:p>
+      <w:pPr>
+        <w:pStyle w:val="BodyText"/>
+      </w:pPr>
+      <w:r>
+        <w:t xml:space="preserve">IRINA: Неделю, а не две. Я так и заложу в смету, Сева, так что не опаздывайте.</w:t>
       </w:r>
     </w:p>
     <w:bookmarkEnd w:id="22"/>
@@ -1224,239 +1224,239 @@
         <w:pStyle w:val="FirstParagraph"/>
       </w:pPr>
       <w:r>
-        <w:t xml:space="preserve">SEVA: Неделя. Вот. Один вариант. Не три. Я выбрал сам. Можете меня уволить.</w:t>
-      </w:r>
-    </w:p>
-    <w:p>
-      <w:pPr>
-        <w:pStyle w:val="BodyText"/>
-      </w:pPr>
-      <w:r>
-        <w:t xml:space="preserve">IRINA: Белый. Почти пустой. И линия горизонта.</w:t>
-      </w:r>
-    </w:p>
-    <w:p>
-      <w:pPr>
-        <w:pStyle w:val="BodyText"/>
-      </w:pPr>
-      <w:r>
-        <w:t xml:space="preserve">SEVA: Зимняя Ладога. Белый — это снег и лёд. Синяя линия — горизонт, одна, тонкая, как на рассвете. Голограмма — полоса льда у берега. Она блестит, потому что лёд блестит. Её нельзя не заметить, и её нельзя принять за украшение. Название — синим. Больше ничего спереди.</w:t>
-      </w:r>
-    </w:p>
-    <w:p>
-      <w:pPr>
-        <w:pStyle w:val="BodyText"/>
-      </w:pPr>
-      <w:r>
-        <w:t xml:space="preserve">KORNILOVA: Можно взять в руки? В перчатках?</w:t>
-      </w:r>
-    </w:p>
-    <w:p>
-      <w:pPr>
-        <w:pStyle w:val="BodyText"/>
-      </w:pPr>
-      <w:r>
-        <w:t xml:space="preserve">SEVA: Для этого и делал. Пожалуйста.</w:t>
-      </w:r>
-    </w:p>
-    <w:p>
-      <w:pPr>
-        <w:pStyle w:val="BodyText"/>
-      </w:pPr>
-      <w:r>
-        <w:t xml:space="preserve">KORNILOVA: Номер партии — сбоку. Читается. Под этой лампой — читается. Наклейка со шприца… отклеилась. Одним движением. Сева, вы молодец.</w:t>
-      </w:r>
-    </w:p>
-    <w:p>
-      <w:pPr>
-        <w:pStyle w:val="BodyText"/>
-      </w:pPr>
-      <w:r>
-        <w:t xml:space="preserve">SEVA: Я три дня клеил наклейки в перчатках жены. Она медсестра. Она смеялась.</w:t>
-      </w:r>
-    </w:p>
-    <w:p>
-      <w:pPr>
-        <w:pStyle w:val="BodyText"/>
-      </w:pPr>
-      <w:r>
-        <w:t xml:space="preserve">RITA: Теперь я. Семнадцать пунктов. Проверяю. Один… два… пять… десять… семнадцать. Все. Шрифт — не меньше нормы. Контраст — достаточный.</w:t>
-      </w:r>
-    </w:p>
-    <w:p>
-      <w:pPr>
-        <w:pStyle w:val="BodyText"/>
-      </w:pPr>
-      <w:r>
-        <w:t xml:space="preserve">OLGA: И два адреса? Наш и Вонджу?</w:t>
-      </w:r>
-    </w:p>
-    <w:p>
-      <w:pPr>
-        <w:pStyle w:val="BodyText"/>
-      </w:pPr>
-      <w:r>
-        <w:t xml:space="preserve">RITA: Есть. Читаются. Производитель — «Мост». Площадка — Седжин. Правильно. Без путаницы.</w:t>
-      </w:r>
-    </w:p>
-    <w:p>
-      <w:pPr>
-        <w:pStyle w:val="BodyText"/>
-      </w:pPr>
-      <w:r>
-        <w:t xml:space="preserve">KIRILL: Голограмма. Я принёс фонарик. Свечу. Под углом — «Ладога». Прямо — лёд. Мне нравится.</w:t>
-      </w:r>
-    </w:p>
-    <w:p>
-      <w:pPr>
-        <w:pStyle w:val="BodyText"/>
-      </w:pPr>
-      <w:r>
-        <w:t xml:space="preserve">SEVA: Внутри голограммы — микротекст. Вы его не увидите без лупы. Это для вас, Кирилл. И для Сохи.</w:t>
-      </w:r>
-    </w:p>
-    <w:p>
-      <w:pPr>
-        <w:pStyle w:val="BodyText"/>
-      </w:pPr>
-      <w:r>
-        <w:t xml:space="preserve">KIRILL: Микротекст. Как у Седжина. Что там написано?</w:t>
-      </w:r>
-    </w:p>
-    <w:p>
-      <w:pPr>
-        <w:pStyle w:val="BodyText"/>
-      </w:pPr>
-      <w:r>
-        <w:t xml:space="preserve">SEVA: Варвара просила: номер линии. Мелко. Сто раз.</w:t>
-      </w:r>
-    </w:p>
-    <w:p>
-      <w:pPr>
-        <w:pStyle w:val="BodyText"/>
-      </w:pPr>
-      <w:r>
-        <w:t xml:space="preserve">VARVARA: Даже подделка будет рекламировать нашу линию. Если её скопируют целиком.</w:t>
-      </w:r>
-    </w:p>
-    <w:p>
-      <w:pPr>
-        <w:pStyle w:val="BodyText"/>
-      </w:pPr>
-      <w:r>
-        <w:t xml:space="preserve">KIRILL: Запишу в комплаенс. Защита, которая работает даже на вора.</w:t>
-      </w:r>
-    </w:p>
-    <w:p>
-      <w:pPr>
-        <w:pStyle w:val="BodyText"/>
-      </w:pPr>
-      <w:r>
-        <w:t xml:space="preserve">OLGA: Сзади. Восемнадцатый пункт. Покажите.</w:t>
-      </w:r>
-    </w:p>
-    <w:p>
-      <w:pPr>
-        <w:pStyle w:val="BodyText"/>
-      </w:pPr>
-      <w:r>
-        <w:t xml:space="preserve">SEVA: Вот. Отдельно. Воздух вокруг. «Не навреди». Ниже — номер линии. Ещё ниже — «Сделано в Корее. Отвечаем в России».</w:t>
-      </w:r>
-    </w:p>
-    <w:p>
-      <w:pPr>
-        <w:pStyle w:val="BodyText"/>
-      </w:pPr>
-      <w:r>
-        <w:t xml:space="preserve">ALEKSEY: «Не навреди»… Шрифт. Это… это не шрифт. Это рука.</w:t>
-      </w:r>
-    </w:p>
-    <w:p>
-      <w:pPr>
-        <w:pStyle w:val="BodyText"/>
-      </w:pPr>
-      <w:r>
-        <w:t xml:space="preserve">SEVA: Алексей Николаевич, я попросил у Варвары фотографию вашей картонки. Отсканировал. Это не шрифт. Это почерк вашей бабушки. Синяя ручка, как в оригинале. Я ничего не выравнивал. Если вы против — уберу сегодня же. Но мне кажется, ни один шрифт так не скажет.</w:t>
-      </w:r>
-    </w:p>
-    <w:p>
-      <w:pPr>
-        <w:pStyle w:val="BodyText"/>
-      </w:pPr>
-      <w:r>
-        <w:t xml:space="preserve">ALEKSEY: Нет. Не убирайте. Только… я должен спросить её. Это её рука.</w:t>
-      </w:r>
-    </w:p>
-    <w:p>
-      <w:pPr>
-        <w:pStyle w:val="BodyText"/>
-      </w:pPr>
-      <w:r>
-        <w:t xml:space="preserve">RITA: Юридически — тоже спросить. Почерк — это личное. Нужно согласие. Письменно.</w:t>
-      </w:r>
-    </w:p>
-    <w:p>
-      <w:pPr>
-        <w:pStyle w:val="BodyText"/>
-      </w:pPr>
-      <w:r>
-        <w:t xml:space="preserve">OLGA: Рита права. Согласие. С подписью. Бабушка подпишет?</w:t>
-      </w:r>
-    </w:p>
-    <w:p>
-      <w:pPr>
-        <w:pStyle w:val="BodyText"/>
-      </w:pPr>
-      <w:r>
-        <w:t xml:space="preserve">ALEKSEY: Бабушка подписывала сорок лет. Каждый рецепт. Подпишет, если поймёт. Она всегда понимает.</w:t>
-      </w:r>
-    </w:p>
-    <w:p>
-      <w:pPr>
-        <w:pStyle w:val="BodyText"/>
-      </w:pPr>
-      <w:r>
-        <w:t xml:space="preserve">IRINA: Сколько стоит печать? Только честно. Один вариант, два языка, голограмма с микротекстом, наклейки, которые отклеиваются в мокрых перчатках, и почерк бабушки. Я хочу цифру за одну коробку. Не за тираж. За одну коробку в руке врача.</w:t>
-      </w:r>
-    </w:p>
-    <w:p>
-      <w:pPr>
-        <w:pStyle w:val="BodyText"/>
-      </w:pPr>
-      <w:r>
-        <w:t xml:space="preserve">SEVA: На двенадцать процентов дороже, чем у Седжина. Из-за голограммы.</w:t>
-      </w:r>
-    </w:p>
-    <w:p>
-      <w:pPr>
-        <w:pStyle w:val="BodyText"/>
-      </w:pPr>
-      <w:r>
-        <w:t xml:space="preserve">IRINA: Двенадцать. Я заложила пятнадцать. Сева, вы первый дизайнер в моей жизни, который уложился.</w:t>
-      </w:r>
-    </w:p>
-    <w:p>
-      <w:pPr>
-        <w:pStyle w:val="BodyText"/>
-      </w:pPr>
-      <w:r>
-        <w:t xml:space="preserve">SEVA: Я не уложился. Я просто знал, что Варвара заложит запас. Она всегда закладывает.</w:t>
-      </w:r>
-    </w:p>
-    <w:p>
-      <w:pPr>
-        <w:pStyle w:val="BodyText"/>
-      </w:pPr>
-      <w:r>
-        <w:t xml:space="preserve">VARVARA: Закладываю всегда. Двадцать лет. Ирина Сергеевна, мы с вами одной породы.</w:t>
-      </w:r>
-    </w:p>
-    <w:p>
-      <w:pPr>
-        <w:pStyle w:val="BodyText"/>
-      </w:pPr>
-      <w:r>
-        <w:t xml:space="preserve">IRINA: Одной породы. Это у нас в компании теперь модное выражение.</w:t>
+        <w:t xml:space="preserve">SEVA: Прошла неделя, и вот результат. Один вариант, а не три, потому что я выбрал сам. Можете меня уволить.</w:t>
+      </w:r>
+    </w:p>
+    <w:p>
+      <w:pPr>
+        <w:pStyle w:val="BodyText"/>
+      </w:pPr>
+      <w:r>
+        <w:t xml:space="preserve">IRINA: Белый, почти пустой, и на нём одна линия горизонта. Смело.</w:t>
+      </w:r>
+    </w:p>
+    <w:p>
+      <w:pPr>
+        <w:pStyle w:val="BodyText"/>
+      </w:pPr>
+      <w:r>
+        <w:t xml:space="preserve">SEVA: Это зимняя Ладога. Белый — это снег и лёд, а синяя линия — горизонт, одна и тонкая, как на рассвете. Голограмма — это полоса льда у берега, и она блестит, потому что лёд блестит, так что её нельзя не заметить и нельзя принять за украшение. Название синим, и больше спереди ничего нет.</w:t>
+      </w:r>
+    </w:p>
+    <w:p>
+      <w:pPr>
+        <w:pStyle w:val="BodyText"/>
+      </w:pPr>
+      <w:r>
+        <w:t xml:space="preserve">KORNILOVA: Можно взять коробку в руки, прямо в перчатках?</w:t>
+      </w:r>
+    </w:p>
+    <w:p>
+      <w:pPr>
+        <w:pStyle w:val="BodyText"/>
+      </w:pPr>
+      <w:r>
+        <w:t xml:space="preserve">SEVA: Конечно, я для этого её и делал. Пожалуйста, берите.</w:t>
+      </w:r>
+    </w:p>
+    <w:p>
+      <w:pPr>
+        <w:pStyle w:val="BodyText"/>
+      </w:pPr>
+      <w:r>
+        <w:t xml:space="preserve">KORNILOVA: Номер партии сбоку, и он читается даже под этой лампой. Наклейка со шприца… отклеилась, одним движением. Сева, вы молодец.</w:t>
+      </w:r>
+    </w:p>
+    <w:p>
+      <w:pPr>
+        <w:pStyle w:val="BodyText"/>
+      </w:pPr>
+      <w:r>
+        <w:t xml:space="preserve">SEVA: Я три дня клеил наклейки в перчатках жены. Она медсестра, и она надо мной смеялась.</w:t>
+      </w:r>
+    </w:p>
+    <w:p>
+      <w:pPr>
+        <w:pStyle w:val="BodyText"/>
+      </w:pPr>
+      <w:r>
+        <w:t xml:space="preserve">RITA: Теперь моя очередь проверять семнадцать пунктов. Один… два… пять… десять… семнадцать, все на месте. Шрифт не меньше нормы, контраст достаточный.</w:t>
+      </w:r>
+    </w:p>
+    <w:p>
+      <w:pPr>
+        <w:pStyle w:val="BodyText"/>
+      </w:pPr>
+      <w:r>
+        <w:t xml:space="preserve">OLGA: А два адреса, наш и в Вонджу, тоже есть и читаются?</w:t>
+      </w:r>
+    </w:p>
+    <w:p>
+      <w:pPr>
+        <w:pStyle w:val="BodyText"/>
+      </w:pPr>
+      <w:r>
+        <w:t xml:space="preserve">RITA: Есть и читаются: производитель — «Мост», площадка — Седжин. Всё правильно и без путаницы.</w:t>
+      </w:r>
+    </w:p>
+    <w:p>
+      <w:pPr>
+        <w:pStyle w:val="BodyText"/>
+      </w:pPr>
+      <w:r>
+        <w:t xml:space="preserve">KIRILL: Теперь голограмма. Я принёс фонарик и свечу: под углом видно «Ладога», а прямо — лёд. Мне нравится.</w:t>
+      </w:r>
+    </w:p>
+    <w:p>
+      <w:pPr>
+        <w:pStyle w:val="BodyText"/>
+      </w:pPr>
+      <w:r>
+        <w:t xml:space="preserve">SEVA: Внутри голограммы есть микротекст, который вы без лупы не увидите. Это для вас, Кирилл, и для Сохи.</w:t>
+      </w:r>
+    </w:p>
+    <w:p>
+      <w:pPr>
+        <w:pStyle w:val="BodyText"/>
+      </w:pPr>
+      <w:r>
+        <w:t xml:space="preserve">KIRILL: Микротекст, как у Седжина? А что именно там написано?</w:t>
+      </w:r>
+    </w:p>
+    <w:p>
+      <w:pPr>
+        <w:pStyle w:val="BodyText"/>
+      </w:pPr>
+      <w:r>
+        <w:t xml:space="preserve">SEVA: Варвара попросила написать номер линии, мелко, сто раз подряд.</w:t>
+      </w:r>
+    </w:p>
+    <w:p>
+      <w:pPr>
+        <w:pStyle w:val="BodyText"/>
+      </w:pPr>
+      <w:r>
+        <w:t xml:space="preserve">VARVARA: Тогда даже подделка будет рекламировать нашу линию, если её скопируют целиком.</w:t>
+      </w:r>
+    </w:p>
+    <w:p>
+      <w:pPr>
+        <w:pStyle w:val="BodyText"/>
+      </w:pPr>
+      <w:r>
+        <w:t xml:space="preserve">KIRILL: Запишу это в комплаенс: защита, которая работает даже на вора.</w:t>
+      </w:r>
+    </w:p>
+    <w:p>
+      <w:pPr>
+        <w:pStyle w:val="BodyText"/>
+      </w:pPr>
+      <w:r>
+        <w:t xml:space="preserve">OLGA: Теперь задняя сторона, восемнадцатый пункт. Покажите нам, пожалуйста.</w:t>
+      </w:r>
+    </w:p>
+    <w:p>
+      <w:pPr>
+        <w:pStyle w:val="BodyText"/>
+      </w:pPr>
+      <w:r>
+        <w:t xml:space="preserve">SEVA: Вот, отдельно и с воздухом вокруг: «Не навреди». Ниже номер линии, а ещё ниже — «Сделано в Корее. Отвечаем в России».</w:t>
+      </w:r>
+    </w:p>
+    <w:p>
+      <w:pPr>
+        <w:pStyle w:val="BodyText"/>
+      </w:pPr>
+      <w:r>
+        <w:t xml:space="preserve">ALEKSEY: «Не навреди»… Этот шрифт… Это ведь не шрифт, это чья-то рука.</w:t>
+      </w:r>
+    </w:p>
+    <w:p>
+      <w:pPr>
+        <w:pStyle w:val="BodyText"/>
+      </w:pPr>
+      <w:r>
+        <w:t xml:space="preserve">SEVA: Алексей Николаевич, я попросил у Варвары фотографию вашей картонки и отсканировал её. Это не шрифт, а почерк вашей бабушки, синей ручкой, как в оригинале, и я ничего не выравнивал. Если вы против, я уберу его сегодня же. Но мне кажется, что ни один шрифт так не скажет.</w:t>
+      </w:r>
+    </w:p>
+    <w:p>
+      <w:pPr>
+        <w:pStyle w:val="BodyText"/>
+      </w:pPr>
+      <w:r>
+        <w:t xml:space="preserve">ALEKSEY: Нет, не убирайте. Только… я должен сначала спросить её, потому что это её рука.</w:t>
+      </w:r>
+    </w:p>
+    <w:p>
+      <w:pPr>
+        <w:pStyle w:val="BodyText"/>
+      </w:pPr>
+      <w:r>
+        <w:t xml:space="preserve">RITA: И юридически тоже нужно спросить, потому что почерк — это личное. Нужно письменное согласие.</w:t>
+      </w:r>
+    </w:p>
+    <w:p>
+      <w:pPr>
+        <w:pStyle w:val="BodyText"/>
+      </w:pPr>
+      <w:r>
+        <w:t xml:space="preserve">OLGA: Рита права: нужно согласие с подписью. Как думаешь, бабушка подпишет?</w:t>
+      </w:r>
+    </w:p>
+    <w:p>
+      <w:pPr>
+        <w:pStyle w:val="BodyText"/>
+      </w:pPr>
+      <w:r>
+        <w:t xml:space="preserve">ALEKSEY: Бабушка сорок лет подписывала каждый рецепт. Подпишет, если поймёт, а она всегда понимает.</w:t>
+      </w:r>
+    </w:p>
+    <w:p>
+      <w:pPr>
+        <w:pStyle w:val="BodyText"/>
+      </w:pPr>
+      <w:r>
+        <w:t xml:space="preserve">IRINA: А сколько стоит печать? Только честно. Один вариант, два языка, голограмма с микротекстом, наклейки, которые отклеиваются в мокрых перчатках, и почерк бабушки. Я хочу цифру не за тираж, а за одну коробку в руке врача.</w:t>
+      </w:r>
+    </w:p>
+    <w:p>
+      <w:pPr>
+        <w:pStyle w:val="BodyText"/>
+      </w:pPr>
+      <w:r>
+        <w:t xml:space="preserve">SEVA: На двенадцать процентов дороже, чем у Седжина, и всё это из-за голограммы.</w:t>
+      </w:r>
+    </w:p>
+    <w:p>
+      <w:pPr>
+        <w:pStyle w:val="BodyText"/>
+      </w:pPr>
+      <w:r>
+        <w:t xml:space="preserve">IRINA: Двенадцать? А я заложила пятнадцать. Сева, вы первый дизайнер в моей жизни, который уложился в бюджет.</w:t>
+      </w:r>
+    </w:p>
+    <w:p>
+      <w:pPr>
+        <w:pStyle w:val="BodyText"/>
+      </w:pPr>
+      <w:r>
+        <w:t xml:space="preserve">SEVA: Я не уложился, я просто знал, что Варвара заложит запас. Она всегда так делает.</w:t>
+      </w:r>
+    </w:p>
+    <w:p>
+      <w:pPr>
+        <w:pStyle w:val="BodyText"/>
+      </w:pPr>
+      <w:r>
+        <w:t xml:space="preserve">VARVARA: Закладываю всегда, уже двадцать лет. Ирина Сергеевна, мы с вами явно одной породы.</w:t>
+      </w:r>
+    </w:p>
+    <w:p>
+      <w:pPr>
+        <w:pStyle w:val="BodyText"/>
+      </w:pPr>
+      <w:r>
+        <w:t xml:space="preserve">IRINA: Одной породы… Это у нас в компании теперь самое модное выражение.</w:t>
       </w:r>
     </w:p>
     <w:bookmarkEnd w:id="23"/>
@@ -1474,199 +1474,199 @@
         <w:pStyle w:val="FirstParagraph"/>
       </w:pPr>
       <w:r>
-        <w:t xml:space="preserve">RITA: Изменения. Важно. После регистрации любое изменение маркировки — это уведомление регулятора. Иногда — новая экспертиза.</w:t>
-      </w:r>
-    </w:p>
-    <w:p>
-      <w:pPr>
-        <w:pStyle w:val="BodyText"/>
-      </w:pPr>
-      <w:r>
-        <w:t xml:space="preserve">SEVA: То есть… нельзя потом поменять цвет?</w:t>
-      </w:r>
-    </w:p>
-    <w:p>
-      <w:pPr>
-        <w:pStyle w:val="BodyText"/>
-      </w:pPr>
-      <w:r>
-        <w:t xml:space="preserve">RITA: Можно. Через процедуру. Через месяцы. Поэтому выбираем сейчас. Как будто навсегда.</w:t>
-      </w:r>
-    </w:p>
-    <w:p>
-      <w:pPr>
-        <w:pStyle w:val="BodyText"/>
-      </w:pPr>
-      <w:r>
-        <w:t xml:space="preserve">OLGA: Как будто навсегда. Это я понимаю. Рита, ты подписываешь?</w:t>
-      </w:r>
-    </w:p>
-    <w:p>
-      <w:pPr>
-        <w:pStyle w:val="BodyText"/>
-      </w:pPr>
-      <w:r>
-        <w:t xml:space="preserve">RITA: Подписываю. Макет утверждён руководителем по качеству. Первый документ в моей системе. Номер один.</w:t>
-      </w:r>
-    </w:p>
-    <w:p>
-      <w:pPr>
-        <w:pStyle w:val="BodyText"/>
-      </w:pPr>
-      <w:r>
-        <w:t xml:space="preserve">SEVA: Номер один. Можно сфотографировать? Для мамы.</w:t>
-      </w:r>
-    </w:p>
-    <w:p>
-      <w:pPr>
-        <w:pStyle w:val="BodyText"/>
-      </w:pPr>
-      <w:r>
-        <w:t xml:space="preserve">RITA: Можно. Только не печать. Печать — не для мам.</w:t>
-      </w:r>
-    </w:p>
-    <w:p>
-      <w:pPr>
-        <w:pStyle w:val="BodyText"/>
-      </w:pPr>
-      <w:r>
-        <w:t xml:space="preserve">DOYUN: Лёша? Можно на громкую? Срочно.</w:t>
-      </w:r>
-    </w:p>
-    <w:p>
-      <w:pPr>
-        <w:pStyle w:val="BodyText"/>
-      </w:pPr>
-      <w:r>
-        <w:t xml:space="preserve">ALEKSEY: Доюн. Мы как раз утвердили макет. Хотели тебе отправить.</w:t>
-      </w:r>
-    </w:p>
-    <w:p>
-      <w:pPr>
-        <w:pStyle w:val="BodyText"/>
-      </w:pPr>
-      <w:r>
-        <w:t xml:space="preserve">DOYUN: Я его видел. Сохи показала вчера на совещании. Для типографии. И его увидел господин Чхве.</w:t>
-      </w:r>
-    </w:p>
-    <w:p>
-      <w:pPr>
-        <w:pStyle w:val="BodyText"/>
-      </w:pPr>
-      <w:r>
-        <w:t xml:space="preserve">OLGA: Чхве? «Танк»? Продажи?</w:t>
-      </w:r>
-    </w:p>
-    <w:p>
-      <w:pPr>
-        <w:pStyle w:val="BodyText"/>
-      </w:pPr>
-      <w:r>
-        <w:t xml:space="preserve">DOYUN: Он. Вице-президент. Он посмотрел на коробку и спросил: «Это что? Наш гель под чужим именем? Рядом с нашим?»</w:t>
-      </w:r>
-    </w:p>
-    <w:p>
-      <w:pPr>
-        <w:pStyle w:val="BodyText"/>
-      </w:pPr>
-      <w:r>
-        <w:t xml:space="preserve">IRINA: Он не знал? Президент же подписал договор.</w:t>
-      </w:r>
-    </w:p>
-    <w:p>
-      <w:pPr>
-        <w:pStyle w:val="BodyText"/>
-      </w:pPr>
-      <w:r>
-        <w:t xml:space="preserve">DOYUN: Президент подписал. Но отдел продаж узнал только вчера. Из макета на столе Сохи. Чхве сказал на общем совещании, при всех: «Мы сами создаём себе конкурента в России. Своим гелем, на своей линии. И ещё в Казахстане». Он кричал. Я не видел, чтобы он кричал при президенте.</w:t>
-      </w:r>
-    </w:p>
-    <w:p>
-      <w:pPr>
-        <w:pStyle w:val="BodyText"/>
-      </w:pPr>
-      <w:r>
-        <w:t xml:space="preserve">KIRILL: В Казахстане — потому что коробка на двух языках?</w:t>
-      </w:r>
-    </w:p>
-    <w:p>
-      <w:pPr>
-        <w:pStyle w:val="BodyText"/>
-      </w:pPr>
-      <w:r>
-        <w:t xml:space="preserve">DOYUN: Именно. Он увидел казахский. И решил, что вы идёте на его рынок. Алматы — его второй дом.</w:t>
-      </w:r>
-    </w:p>
-    <w:p>
-      <w:pPr>
-        <w:pStyle w:val="BodyText"/>
-      </w:pPr>
-      <w:r>
-        <w:t xml:space="preserve">ALEKSEY: Мы не идём на его рынок. Мы — генеральный дистрибьютор там. Президент сам дал.</w:t>
-      </w:r>
-    </w:p>
-    <w:p>
-      <w:pPr>
-        <w:pStyle w:val="BodyText"/>
-      </w:pPr>
-      <w:r>
-        <w:t xml:space="preserve">IRINA: Это можно посчитать. Сколько врачей перейдёт. Я посчитаю.</w:t>
-      </w:r>
-    </w:p>
-    <w:p>
-      <w:pPr>
-        <w:pStyle w:val="BodyText"/>
-      </w:pPr>
-      <w:r>
-        <w:t xml:space="preserve">DOYUN: Президент дал вам «Седжин» в Казахстане. «Ладогу» с отделом продаж никто не обсуждал. Чхве говорит: «Ладога» в Алматы будет отбирать врачей у «Седжина». У его людей, которых он сам обучал. Он говорит, что его предали. Не вы. Президент.</w:t>
-      </w:r>
-    </w:p>
-    <w:p>
-      <w:pPr>
-        <w:pStyle w:val="BodyText"/>
-      </w:pPr>
-      <w:r>
-        <w:t xml:space="preserve">RITA: Это не вопрос качества. Это вопрос денег. Я в этом не участвую.</w:t>
-      </w:r>
-    </w:p>
-    <w:p>
-      <w:pPr>
-        <w:pStyle w:val="BodyText"/>
-      </w:pPr>
-      <w:r>
-        <w:t xml:space="preserve">OLGA: Это конфликт интересов, Рита. Он будет и вопросом качества. Через месяц. Когда Чхве начнёт задерживать производство.</w:t>
-      </w:r>
-    </w:p>
-    <w:p>
-      <w:pPr>
-        <w:pStyle w:val="BodyText"/>
-      </w:pPr>
-      <w:r>
-        <w:t xml:space="preserve">DOYUN: Он уже сказал. На совещании. «Линия упаковки „Ладоги” — после всех наших заказов». Президент промолчал.</w:t>
-      </w:r>
-    </w:p>
-    <w:p>
-      <w:pPr>
-        <w:pStyle w:val="BodyText"/>
-      </w:pPr>
-      <w:r>
-        <w:t xml:space="preserve">ALEKSEY: Промолчал? Юн?</w:t>
-      </w:r>
-    </w:p>
-    <w:p>
-      <w:pPr>
-        <w:pStyle w:val="BodyText"/>
-      </w:pPr>
-      <w:r>
-        <w:t xml:space="preserve">DOYUN: Юн промолчал. Он молчит, когда двое его людей правы. Лёша, я не знаю, что делать.</w:t>
-      </w:r>
-    </w:p>
-    <w:p>
-      <w:pPr>
-        <w:pStyle w:val="BodyText"/>
-      </w:pPr>
-      <w:r>
-        <w:t xml:space="preserve">ALEKSEY: Доюн, ничего не делай сегодня. Завтра я позвоню Чхве. Сам.</w:t>
+        <w:t xml:space="preserve">RITA: Теперь важное, про изменения. После регистрации любое изменение маркировки — это уведомление регулятора, а иногда и новая экспертиза.</w:t>
+      </w:r>
+    </w:p>
+    <w:p>
+      <w:pPr>
+        <w:pStyle w:val="BodyText"/>
+      </w:pPr>
+      <w:r>
+        <w:t xml:space="preserve">SEVA: То есть… потом уже нельзя будет просто поменять цвет, если захочется?</w:t>
+      </w:r>
+    </w:p>
+    <w:p>
+      <w:pPr>
+        <w:pStyle w:val="BodyText"/>
+      </w:pPr>
+      <w:r>
+        <w:t xml:space="preserve">RITA: Можно, но через процедуру, и на это уйдут месяцы. Поэтому выбираем сейчас. Как будто навсегда.</w:t>
+      </w:r>
+    </w:p>
+    <w:p>
+      <w:pPr>
+        <w:pStyle w:val="BodyText"/>
+      </w:pPr>
+      <w:r>
+        <w:t xml:space="preserve">OLGA: Как будто навсегда — это я понимаю лучше всех. Рита, ты подписываешь?</w:t>
+      </w:r>
+    </w:p>
+    <w:p>
+      <w:pPr>
+        <w:pStyle w:val="BodyText"/>
+      </w:pPr>
+      <w:r>
+        <w:t xml:space="preserve">RITA: Подписываю. Макет утверждён руководителем по качеству. Это первый документ в моей системе, номер один.</w:t>
+      </w:r>
+    </w:p>
+    <w:p>
+      <w:pPr>
+        <w:pStyle w:val="BodyText"/>
+      </w:pPr>
+      <w:r>
+        <w:t xml:space="preserve">SEVA: Номер один! Можно я его сфотографирую? Хочу показать маме.</w:t>
+      </w:r>
+    </w:p>
+    <w:p>
+      <w:pPr>
+        <w:pStyle w:val="BodyText"/>
+      </w:pPr>
+      <w:r>
+        <w:t xml:space="preserve">RITA: Можно, только не печать, потому что печать — не для мам.</w:t>
+      </w:r>
+    </w:p>
+    <w:p>
+      <w:pPr>
+        <w:pStyle w:val="BodyText"/>
+      </w:pPr>
+      <w:r>
+        <w:t xml:space="preserve">DOYUN: Лёша? Можно я на громкую связь? Это срочно, очень срочно.</w:t>
+      </w:r>
+    </w:p>
+    <w:p>
+      <w:pPr>
+        <w:pStyle w:val="BodyText"/>
+      </w:pPr>
+      <w:r>
+        <w:t xml:space="preserve">ALEKSEY: Доюн, привет! Мы как раз утвердили макет и хотели тебе его отправить.</w:t>
+      </w:r>
+    </w:p>
+    <w:p>
+      <w:pPr>
+        <w:pStyle w:val="BodyText"/>
+      </w:pPr>
+      <w:r>
+        <w:t xml:space="preserve">DOYUN: Я его уже видел. Сохи вчера показала его на совещании для типографии, и его увидел господин Чхве.</w:t>
+      </w:r>
+    </w:p>
+    <w:p>
+      <w:pPr>
+        <w:pStyle w:val="BodyText"/>
+      </w:pPr>
+      <w:r>
+        <w:t xml:space="preserve">OLGA: Чхве? Тот, которого называют «Танк», из продаж?</w:t>
+      </w:r>
+    </w:p>
+    <w:p>
+      <w:pPr>
+        <w:pStyle w:val="BodyText"/>
+      </w:pPr>
+      <w:r>
+        <w:t xml:space="preserve">DOYUN: Да, он, вице-президент. Он посмотрел на коробку и спросил: «Это что? Наш гель под чужим именем? Рядом с нашим?»</w:t>
+      </w:r>
+    </w:p>
+    <w:p>
+      <w:pPr>
+        <w:pStyle w:val="BodyText"/>
+      </w:pPr>
+      <w:r>
+        <w:t xml:space="preserve">IRINA: Он что, не знал? Президент ведь сам подписал договор с нами.</w:t>
+      </w:r>
+    </w:p>
+    <w:p>
+      <w:pPr>
+        <w:pStyle w:val="BodyText"/>
+      </w:pPr>
+      <w:r>
+        <w:t xml:space="preserve">DOYUN: Президент подписал, но отдел продаж узнал только вчера, из макета на столе Сохи. Чхве сказал на общем совещании, при всех: «Мы сами создаём себе конкурента в России, своим гелем, на своей линии. И ещё в Казахстане». Он кричал, а я никогда не видел, чтобы он кричал при президенте.</w:t>
+      </w:r>
+    </w:p>
+    <w:p>
+      <w:pPr>
+        <w:pStyle w:val="BodyText"/>
+      </w:pPr>
+      <w:r>
+        <w:t xml:space="preserve">KIRILL: А почему он упомянул Казахстан? Потому что коробка на двух языках?</w:t>
+      </w:r>
+    </w:p>
+    <w:p>
+      <w:pPr>
+        <w:pStyle w:val="BodyText"/>
+      </w:pPr>
+      <w:r>
+        <w:t xml:space="preserve">DOYUN: Именно. Он увидел казахский и решил, что вы идёте на его рынок, а Алматы — его второй дом.</w:t>
+      </w:r>
+    </w:p>
+    <w:p>
+      <w:pPr>
+        <w:pStyle w:val="BodyText"/>
+      </w:pPr>
+      <w:r>
+        <w:t xml:space="preserve">ALEKSEY: Мы не идём на его рынок, мы там генеральный дистрибьютор, и президент сам нам это дал.</w:t>
+      </w:r>
+    </w:p>
+    <w:p>
+      <w:pPr>
+        <w:pStyle w:val="BodyText"/>
+      </w:pPr>
+      <w:r>
+        <w:t xml:space="preserve">IRINA: Это можно посчитать: сколько врачей перейдёт с одного геля на другой. Я посчитаю.</w:t>
+      </w:r>
+    </w:p>
+    <w:p>
+      <w:pPr>
+        <w:pStyle w:val="BodyText"/>
+      </w:pPr>
+      <w:r>
+        <w:t xml:space="preserve">DOYUN: Президент дал вам «Седжин» в Казахстане, а «Ладогу» с отделом продаж никто не обсуждал. Чхве говорит, что в Алматы «Ладога» будет отбирать врачей у «Седжина», у его людей, которых он сам обучал. Он говорит, что его предали, причём не вы, а президент.</w:t>
+      </w:r>
+    </w:p>
+    <w:p>
+      <w:pPr>
+        <w:pStyle w:val="BodyText"/>
+      </w:pPr>
+      <w:r>
+        <w:t xml:space="preserve">RITA: Это не вопрос качества, а вопрос денег, поэтому я в этом не участвую.</w:t>
+      </w:r>
+    </w:p>
+    <w:p>
+      <w:pPr>
+        <w:pStyle w:val="BodyText"/>
+      </w:pPr>
+      <w:r>
+        <w:t xml:space="preserve">OLGA: Это конфликт интересов, Рита, и через месяц он станет вопросом качества, когда Чхве начнёт задерживать производство.</w:t>
+      </w:r>
+    </w:p>
+    <w:p>
+      <w:pPr>
+        <w:pStyle w:val="BodyText"/>
+      </w:pPr>
+      <w:r>
+        <w:t xml:space="preserve">DOYUN: Он уже сказал на совещании: «Линия упаковки „Ладоги” — после всех наших заказов». А президент промолчал.</w:t>
+      </w:r>
+    </w:p>
+    <w:p>
+      <w:pPr>
+        <w:pStyle w:val="BodyText"/>
+      </w:pPr>
+      <w:r>
+        <w:t xml:space="preserve">ALEKSEY: Промолчал? Юн просто промолчал и ничего не ответил?</w:t>
+      </w:r>
+    </w:p>
+    <w:p>
+      <w:pPr>
+        <w:pStyle w:val="BodyText"/>
+      </w:pPr>
+      <w:r>
+        <w:t xml:space="preserve">DOYUN: Юн промолчал, потому что он всегда молчит, когда двое его людей правы. Лёша, я не знаю, что мне делать.</w:t>
+      </w:r>
+    </w:p>
+    <w:p>
+      <w:pPr>
+        <w:pStyle w:val="BodyText"/>
+      </w:pPr>
+      <w:r>
+        <w:t xml:space="preserve">ALEKSEY: Доюн, сегодня ничего не делай. Завтра я сам позвоню Чхве.</w:t>
       </w:r>
     </w:p>
     <w:bookmarkEnd w:id="24"/>
@@ -1684,119 +1684,119 @@
         <w:pStyle w:val="FirstParagraph"/>
       </w:pPr>
       <w:r>
-        <w:t xml:space="preserve">VERA: Это что? Опять бумага? Алёша, ты привозишь мне бумаги, как из собеса.</w:t>
-      </w:r>
-    </w:p>
-    <w:p>
-      <w:pPr>
-        <w:pStyle w:val="BodyText"/>
-      </w:pPr>
-      <w:r>
-        <w:t xml:space="preserve">ALEKSEY: Бабушка, это согласие. На коробке «Ладоги» будет твой почерк. «Не навреди». С картонки.</w:t>
-      </w:r>
-    </w:p>
-    <w:p>
-      <w:pPr>
-        <w:pStyle w:val="BodyText"/>
-      </w:pPr>
-      <w:r>
-        <w:t xml:space="preserve">VERA: Мой почерк? На коробке? Покажи.</w:t>
-      </w:r>
-    </w:p>
-    <w:p>
-      <w:pPr>
-        <w:pStyle w:val="BodyText"/>
-      </w:pPr>
-      <w:r>
-        <w:t xml:space="preserve">ALEKSEY: Вот. Макет. Сзади.</w:t>
-      </w:r>
-    </w:p>
-    <w:p>
-      <w:pPr>
-        <w:pStyle w:val="BodyText"/>
-      </w:pPr>
-      <w:r>
-        <w:t xml:space="preserve">VERA: Это моё. Синяя ручка. Восьмидесятый год. Кривовато… Буква «д» уехала.</w:t>
-      </w:r>
-    </w:p>
-    <w:p>
-      <w:pPr>
-        <w:pStyle w:val="BodyText"/>
-      </w:pPr>
-      <w:r>
-        <w:t xml:space="preserve">ALEKSEY: Дизайнер оставил как есть. Сказал: если выровнять — будет неправда.</w:t>
-      </w:r>
-    </w:p>
-    <w:p>
-      <w:pPr>
-        <w:pStyle w:val="BodyText"/>
-      </w:pPr>
-      <w:r>
-        <w:t xml:space="preserve">VERA: Умный мальчик. Неправду выравнивают. Правду оставляют кривой. Где подписать?</w:t>
-      </w:r>
-    </w:p>
-    <w:p>
-      <w:pPr>
-        <w:pStyle w:val="BodyText"/>
-      </w:pPr>
-      <w:r>
-        <w:t xml:space="preserve">ALEKSEY: Вот здесь. Ольга сказала — полностью. Фамилия, имя, отчество.</w:t>
-      </w:r>
-    </w:p>
-    <w:p>
-      <w:pPr>
-        <w:pStyle w:val="BodyText"/>
-      </w:pPr>
-      <w:r>
-        <w:t xml:space="preserve">VERA: Воронцова Вера Павловна. Вот. Сорок лет так подписывала. Рука ещё помнит.</w:t>
-      </w:r>
-    </w:p>
-    <w:p>
-      <w:pPr>
-        <w:pStyle w:val="BodyText"/>
-      </w:pPr>
-      <w:r>
-        <w:t xml:space="preserve">ALEKSEY: Спасибо, бабушка.</w:t>
-      </w:r>
-    </w:p>
-    <w:p>
-      <w:pPr>
-        <w:pStyle w:val="BodyText"/>
-      </w:pPr>
-      <w:r>
-        <w:t xml:space="preserve">VERA: Не спасибо. Мой почерк поедет в Корею и в Казахстан. Если что — спросят и с меня. Понял?</w:t>
-      </w:r>
-    </w:p>
-    <w:p>
-      <w:pPr>
-        <w:pStyle w:val="BodyText"/>
-      </w:pPr>
-      <w:r>
-        <w:t xml:space="preserve">ALEKSEY: Понял.</w:t>
-      </w:r>
-    </w:p>
-    <w:p>
-      <w:pPr>
-        <w:pStyle w:val="BodyText"/>
-      </w:pPr>
-      <w:r>
-        <w:t xml:space="preserve">VERA: А что у тебя с лицом? Опять экзамен?</w:t>
-      </w:r>
-    </w:p>
-    <w:p>
-      <w:pPr>
-        <w:pStyle w:val="BodyText"/>
-      </w:pPr>
-      <w:r>
-        <w:t xml:space="preserve">ALEKSEY: Корейский начальник продаж. Он злится. Говорит, мы делаем ему конкурента.</w:t>
-      </w:r>
-    </w:p>
-    <w:p>
-      <w:pPr>
-        <w:pStyle w:val="BodyText"/>
-      </w:pPr>
-      <w:r>
-        <w:t xml:space="preserve">VERA: Злится — значит, боится. Кто не боится — тот не злится, тот просто делает. Поезжай к нему. Сам. Не звони — поезжай. Пирогов возьми. Голодный человек не дарит. Он торгуется. Сытый — слушает. А испуганный сытый — иногда даже понимает.</w:t>
+        <w:t xml:space="preserve">VERA: Это что такое? Опять бумага? Алёша, ты привозишь мне бумаги, как будто ты из собеса.</w:t>
+      </w:r>
+    </w:p>
+    <w:p>
+      <w:pPr>
+        <w:pStyle w:val="BodyText"/>
+      </w:pPr>
+      <w:r>
+        <w:t xml:space="preserve">ALEKSEY: Бабушка, это согласие. На коробке «Ладоги» будет твой почерк — «Не навреди», прямо с картонки.</w:t>
+      </w:r>
+    </w:p>
+    <w:p>
+      <w:pPr>
+        <w:pStyle w:val="BodyText"/>
+      </w:pPr>
+      <w:r>
+        <w:t xml:space="preserve">VERA: Мой почерк, на коробке? Ну-ка покажи мне, что вы там придумали.</w:t>
+      </w:r>
+    </w:p>
+    <w:p>
+      <w:pPr>
+        <w:pStyle w:val="BodyText"/>
+      </w:pPr>
+      <w:r>
+        <w:t xml:space="preserve">ALEKSEY: Вот макет, посмотри. Это задняя сторона коробки.</w:t>
+      </w:r>
+    </w:p>
+    <w:p>
+      <w:pPr>
+        <w:pStyle w:val="BodyText"/>
+      </w:pPr>
+      <w:r>
+        <w:t xml:space="preserve">VERA: Да, это моё: синяя ручка, восьмидесятый год. Кривовато вышло… Буква «д» вон куда уехала.</w:t>
+      </w:r>
+    </w:p>
+    <w:p>
+      <w:pPr>
+        <w:pStyle w:val="BodyText"/>
+      </w:pPr>
+      <w:r>
+        <w:t xml:space="preserve">ALEKSEY: Дизайнер оставил всё как есть. Он сказал, что если выровнять, то будет неправда.</w:t>
+      </w:r>
+    </w:p>
+    <w:p>
+      <w:pPr>
+        <w:pStyle w:val="BodyText"/>
+      </w:pPr>
+      <w:r>
+        <w:t xml:space="preserve">VERA: Умный мальчик. Неправду выравнивают. Правду оставляют кривой. Ну, где мне подписать?</w:t>
+      </w:r>
+    </w:p>
+    <w:p>
+      <w:pPr>
+        <w:pStyle w:val="BodyText"/>
+      </w:pPr>
+      <w:r>
+        <w:t xml:space="preserve">ALEKSEY: Вот здесь. Ольга сказала, что нужно полностью: фамилия, имя и отчество.</w:t>
+      </w:r>
+    </w:p>
+    <w:p>
+      <w:pPr>
+        <w:pStyle w:val="BodyText"/>
+      </w:pPr>
+      <w:r>
+        <w:t xml:space="preserve">VERA: Воронцова Вера Павловна. Вот. Сорок лет я так подписывала, и рука ещё помнит.</w:t>
+      </w:r>
+    </w:p>
+    <w:p>
+      <w:pPr>
+        <w:pStyle w:val="BodyText"/>
+      </w:pPr>
+      <w:r>
+        <w:t xml:space="preserve">ALEKSEY: Спасибо тебе, бабушка, это для меня очень много значит.</w:t>
+      </w:r>
+    </w:p>
+    <w:p>
+      <w:pPr>
+        <w:pStyle w:val="BodyText"/>
+      </w:pPr>
+      <w:r>
+        <w:t xml:space="preserve">VERA: Не за что благодарить. Мой почерк поедет в Корею и в Казахстан, и если что — спросят и с меня. Понял?</w:t>
+      </w:r>
+    </w:p>
+    <w:p>
+      <w:pPr>
+        <w:pStyle w:val="BodyText"/>
+      </w:pPr>
+      <w:r>
+        <w:t xml:space="preserve">ALEKSEY: Понял, бабушка. Я не забуду, что это и твоя ответственность.</w:t>
+      </w:r>
+    </w:p>
+    <w:p>
+      <w:pPr>
+        <w:pStyle w:val="BodyText"/>
+      </w:pPr>
+      <w:r>
+        <w:t xml:space="preserve">VERA: А что у тебя с лицом? Опять какой-нибудь экзамен?</w:t>
+      </w:r>
+    </w:p>
+    <w:p>
+      <w:pPr>
+        <w:pStyle w:val="BodyText"/>
+      </w:pPr>
+      <w:r>
+        <w:t xml:space="preserve">ALEKSEY: Корейский начальник продаж на нас злится. Говорит, что мы делаем ему конкурента.</w:t>
+      </w:r>
+    </w:p>
+    <w:p>
+      <w:pPr>
+        <w:pStyle w:val="BodyText"/>
+      </w:pPr>
+      <w:r>
+        <w:t xml:space="preserve">VERA: Злится — значит, боится, а кто не боится, тот не злится, а просто делает. Поезжай к нему сам, не звони, а поезжай, и пирогов возьми. Голодный человек не дарит, он торгуется, а сытый слушает. А испуганный сытый иногда даже понимает.</w:t>
       </w:r>
     </w:p>
     <w:p>
@@ -2684,7 +2684,7 @@
         <w:t xml:space="preserve">“</w:t>
       </w:r>
       <w:r>
-        <w:t xml:space="preserve">Это требование ко всему. Дизайн — это не картинка на стене. Дизайн — это то, как вещь работает в руках. В три ночи. Под лампой. В мокрых перчатках, когда пациентка нервничает, а врач устал. Если наклейка не отклеилась — это ошибка дизайна, а не клея.</w:t>
+        <w:t xml:space="preserve">Это требование ко всему. Дизайн — это не картинка на стене. Дизайн — это то, как вещь работает в руках: в три ночи, под лампой, в мокрых перчатках, когда пациентка нервничает, а врач устал. Если наклейка не отклеилась, это ошибка дизайна, а не клея.</w:t>
       </w:r>
       <w:r>
         <w:t xml:space="preserve">”</w:t>
@@ -2828,31 +2828,31 @@
               <w:jc w:val="left"/>
             </w:pPr>
             <w:r>
-              <w:t xml:space="preserve">③ 긍정 정의</w:t>
-            </w:r>
-          </w:p>
-        </w:tc>
-        <w:tc>
-          <w:tcPr/>
-          <w:p>
-            <w:pPr>
-              <w:pStyle w:val="Compact"/>
-              <w:jc w:val="left"/>
-            </w:pPr>
-            <w:r>
-              <w:t xml:space="preserve">Дизайн — это то, как вещь работает в руках.</w:t>
-            </w:r>
-          </w:p>
-        </w:tc>
-        <w:tc>
-          <w:tcPr/>
-          <w:p>
-            <w:pPr>
-              <w:pStyle w:val="Compact"/>
-              <w:jc w:val="left"/>
-            </w:pPr>
-            <w:r>
-              <w:t xml:space="preserve">это то, как…</w:t>
+              <w:t xml:space="preserve">③ 긍정 정의 + 상황 열거</w:t>
+            </w:r>
+          </w:p>
+        </w:tc>
+        <w:tc>
+          <w:tcPr/>
+          <w:p>
+            <w:pPr>
+              <w:pStyle w:val="Compact"/>
+              <w:jc w:val="left"/>
+            </w:pPr>
+            <w:r>
+              <w:t xml:space="preserve">Дизайн — это то, как вещь работает в руках: в три ночи, под лампой, в мокрых перчатках…</w:t>
+            </w:r>
+          </w:p>
+        </w:tc>
+        <w:tc>
+          <w:tcPr/>
+          <w:p>
+            <w:pPr>
+              <w:pStyle w:val="Compact"/>
+              <w:jc w:val="left"/>
+            </w:pPr>
+            <w:r>
+              <w:t xml:space="preserve">это то, как… + 콜론 뒤 전치사구 나열</w:t>
             </w:r>
           </w:p>
         </w:tc>
@@ -2866,31 +2866,31 @@
               <w:jc w:val="left"/>
             </w:pPr>
             <w:r>
-              <w:t xml:space="preserve">④ 상황 열거</w:t>
-            </w:r>
-          </w:p>
-        </w:tc>
-        <w:tc>
-          <w:tcPr/>
-          <w:p>
-            <w:pPr>
-              <w:pStyle w:val="Compact"/>
-              <w:jc w:val="left"/>
-            </w:pPr>
-            <w:r>
-              <w:t xml:space="preserve">В три ночи. Под лампой. В мокрых перчатках…</w:t>
-            </w:r>
-          </w:p>
-        </w:tc>
-        <w:tc>
-          <w:tcPr/>
-          <w:p>
-            <w:pPr>
-              <w:pStyle w:val="Compact"/>
-              <w:jc w:val="left"/>
-            </w:pPr>
-            <w:r>
-              <w:t xml:space="preserve">전치사구 나열</w:t>
+              <w:t xml:space="preserve">④ 대조 상황</w:t>
+            </w:r>
+          </w:p>
+        </w:tc>
+        <w:tc>
+          <w:tcPr/>
+          <w:p>
+            <w:pPr>
+              <w:pStyle w:val="Compact"/>
+              <w:jc w:val="left"/>
+            </w:pPr>
+            <w:r>
+              <w:t xml:space="preserve">когда пациентка нервничает, а врач устал</w:t>
+            </w:r>
+          </w:p>
+        </w:tc>
+        <w:tc>
+          <w:tcPr/>
+          <w:p>
+            <w:pPr>
+              <w:pStyle w:val="Compact"/>
+              <w:jc w:val="left"/>
+            </w:pPr>
+            <w:r>
+              <w:t xml:space="preserve">когда…, а…</w:t>
             </w:r>
           </w:p>
         </w:tc>
@@ -2904,69 +2904,31 @@
               <w:jc w:val="left"/>
             </w:pPr>
             <w:r>
-              <w:t xml:space="preserve">⑤ 대조 상황</w:t>
-            </w:r>
-          </w:p>
-        </w:tc>
-        <w:tc>
-          <w:tcPr/>
-          <w:p>
-            <w:pPr>
-              <w:pStyle w:val="Compact"/>
-              <w:jc w:val="left"/>
-            </w:pPr>
-            <w:r>
-              <w:t xml:space="preserve">когда пациентка нервничает, а врач устал</w:t>
-            </w:r>
-          </w:p>
-        </w:tc>
-        <w:tc>
-          <w:tcPr/>
-          <w:p>
-            <w:pPr>
-              <w:pStyle w:val="Compact"/>
-              <w:jc w:val="left"/>
-            </w:pPr>
-            <w:r>
-              <w:t xml:space="preserve">когда…, а…</w:t>
-            </w:r>
-          </w:p>
-        </w:tc>
-      </w:tr>
-      <w:tr>
-        <w:tc>
-          <w:tcPr/>
-          <w:p>
-            <w:pPr>
-              <w:pStyle w:val="Compact"/>
-              <w:jc w:val="left"/>
-            </w:pPr>
-            <w:r>
-              <w:t xml:space="preserve">⑥ 결론</w:t>
-            </w:r>
-          </w:p>
-        </w:tc>
-        <w:tc>
-          <w:tcPr/>
-          <w:p>
-            <w:pPr>
-              <w:pStyle w:val="Compact"/>
-              <w:jc w:val="left"/>
-            </w:pPr>
-            <w:r>
-              <w:t xml:space="preserve">Если… не отклеилась — это ошибка дизайна, а не клея.</w:t>
-            </w:r>
-          </w:p>
-        </w:tc>
-        <w:tc>
-          <w:tcPr/>
-          <w:p>
-            <w:pPr>
-              <w:pStyle w:val="Compact"/>
-              <w:jc w:val="left"/>
-            </w:pPr>
-            <w:r>
-              <w:t xml:space="preserve">생격 대조</w:t>
+              <w:t xml:space="preserve">⑤ 결론</w:t>
+            </w:r>
+          </w:p>
+        </w:tc>
+        <w:tc>
+          <w:tcPr/>
+          <w:p>
+            <w:pPr>
+              <w:pStyle w:val="Compact"/>
+              <w:jc w:val="left"/>
+            </w:pPr>
+            <w:r>
+              <w:t xml:space="preserve">Если наклейка не отклеилась, это ошибка дизайна, а не клея.</w:t>
+            </w:r>
+          </w:p>
+        </w:tc>
+        <w:tc>
+          <w:tcPr/>
+          <w:p>
+            <w:pPr>
+              <w:pStyle w:val="Compact"/>
+              <w:jc w:val="left"/>
+            </w:pPr>
+            <w:r>
+              <w:t xml:space="preserve">если… + 생격 대조</w:t>
             </w:r>
           </w:p>
         </w:tc>
@@ -2990,7 +2952,7 @@
         <w:t xml:space="preserve">“</w:t>
       </w:r>
       <w:r>
-        <w:t xml:space="preserve">… — это не…, … — это то, как… Если… — это ошибка…, а не…</w:t>
+        <w:t xml:space="preserve">… — это не…, … — это то, как…: …, …, когда…, а… Если…, это ошибка…, а не…</w:t>
       </w:r>
       <w:r>
         <w:t xml:space="preserve">”</w:t>
@@ -3009,7 +2971,7 @@
         <w:t xml:space="preserve"> </w:t>
       </w:r>
       <w:r>
-        <w:t xml:space="preserve">это то, как · когда…, а… · а не</w:t>
+        <w:t xml:space="preserve">это то, как · когда…, а… · если… · а не</w:t>
       </w:r>
       <w:r>
         <w:t xml:space="preserve"> </w:t>
@@ -3043,7 +3005,7 @@
         <w:t xml:space="preserve"> </w:t>
       </w:r>
       <w:r>
-        <w:t xml:space="preserve">정의를 상황 열거와 함께 30~40단어로.</w:t>
+        <w:t xml:space="preserve">정의를 상황 열거와 함께 35~60단어로.</w:t>
       </w:r>
     </w:p>
     <w:bookmarkEnd w:id="30"/>
@@ -3512,79 +3474,79 @@
         <w:pStyle w:val="FirstParagraph"/>
       </w:pPr>
       <w:r>
-        <w:t xml:space="preserve">바르바라: 소개할게요. 프세볼로트 크라스노프. 세바. 디자이너예요. 약국 체인 세 곳과 발레단 하나의 포장을 했어요.</w:t>
-      </w:r>
-    </w:p>
-    <w:p>
-      <w:pPr>
-        <w:pStyle w:val="BodyText"/>
-      </w:pPr>
-      <w:r>
-        <w:t xml:space="preserve">세바: 발레가 — 제일 잘한 거예요. 약국이 — 제일 어려웠고요. 시작할까요? 세 가지 안. 벽에.</w:t>
-      </w:r>
-    </w:p>
-    <w:p>
-      <w:pPr>
-        <w:pStyle w:val="BodyText"/>
-      </w:pPr>
-      <w:r>
-        <w:t xml:space="preserve">알렉세이: 첫째 — 파랑. 둘째 — 하양. 셋째… 거의 비었네요.</w:t>
-      </w:r>
-    </w:p>
-    <w:p>
-      <w:pPr>
-        <w:pStyle w:val="BodyText"/>
-      </w:pPr>
-      <w:r>
-        <w:t xml:space="preserve">세바: 첫째 — 여름 호수. 둘째 — 겨울 호수, 얼음. 셋째 — 물 위의 안개. 지평선 하나.</w:t>
-      </w:r>
-    </w:p>
-    <w:p>
-      <w:pPr>
-        <w:pStyle w:val="BodyText"/>
-      </w:pPr>
-      <w:r>
-        <w:t xml:space="preserve">디마: 전 첫째가 좋아요. 밝아요. 의사가 멀리서도 보겠어요.</w:t>
-      </w:r>
-    </w:p>
-    <w:p>
-      <w:pPr>
-        <w:pStyle w:val="BodyText"/>
-      </w:pPr>
-      <w:r>
-        <w:t xml:space="preserve">코르닐로바: 의사는 멀리서 안 봐요. 의사는 손에 든 상자를 봐요. 장갑 끼고. 조명 아래서. 가끔은 새벽 3시에.</w:t>
-      </w:r>
-    </w:p>
-    <w:p>
-      <w:pPr>
-        <w:pStyle w:val="BodyText"/>
-      </w:pPr>
-      <w:r>
-        <w:t xml:space="preserve">세바: 그럼 — 둘째나 셋째. 얼음이나 안개.</w:t>
-      </w:r>
-    </w:p>
-    <w:p>
-      <w:pPr>
-        <w:pStyle w:val="BodyText"/>
-      </w:pPr>
-      <w:r>
-        <w:t xml:space="preserve">리타: 잠깐요? 마르가리타 리시츠이나, 품질. 3주 차예요. 여러분이 아름다움을 고르는 동안 — 글자에 대해 질문이 있어요.</w:t>
-      </w:r>
-    </w:p>
-    <w:p>
-      <w:pPr>
-        <w:pStyle w:val="BodyText"/>
-      </w:pPr>
-      <w:r>
-        <w:t xml:space="preserve">바르바라: 글자는 — 나중에. 먼저 — 분위기.</w:t>
-      </w:r>
-    </w:p>
-    <w:p>
-      <w:pPr>
-        <w:pStyle w:val="BodyText"/>
-      </w:pPr>
-      <w:r>
-        <w:t xml:space="preserve">리타: 아니요. 먼저 — 글자. 그다음 분위기. 글자가 모자라면 — 분위기도 없어요. 감독 기관의 반려만 있죠.</w:t>
+        <w:t xml:space="preserve">바르바라: 소개할게요. 프세볼로트 크라스노프, 친한 사람들한텐 그냥 세바, 디자이너예요. 약국 체인 세 곳과 발레단 하나의 포장을 했어요.</w:t>
+      </w:r>
+    </w:p>
+    <w:p>
+      <w:pPr>
+        <w:pStyle w:val="BodyText"/>
+      </w:pPr>
+      <w:r>
+        <w:t xml:space="preserve">세바: 발레가 제일 잘한 거고, 약국이 제일 어려웠어요. 시작할까요? 세 가지 안이 벽에 걸려 있어요.</w:t>
+      </w:r>
+    </w:p>
+    <w:p>
+      <w:pPr>
+        <w:pStyle w:val="BodyText"/>
+      </w:pPr>
+      <w:r>
+        <w:t xml:space="preserve">알렉세이: 첫째는 파랑, 둘째는 하양, 셋째는… 제가 제대로 본 거라면 거의 비어 있네요.</w:t>
+      </w:r>
+    </w:p>
+    <w:p>
+      <w:pPr>
+        <w:pStyle w:val="BodyText"/>
+      </w:pPr>
+      <w:r>
+        <w:t xml:space="preserve">세바: 첫째는 여름 호수, 둘째는 겨울 호수, 얼음이에요. 셋째는 물 위의 안개와 지평선 하나.</w:t>
+      </w:r>
+    </w:p>
+    <w:p>
+      <w:pPr>
+        <w:pStyle w:val="BodyText"/>
+      </w:pPr>
+      <w:r>
+        <w:t xml:space="preserve">디마: 전 첫째가 좋아요. 밝아서 의사가 멀리서도 볼 수 있으니까요.</w:t>
+      </w:r>
+    </w:p>
+    <w:p>
+      <w:pPr>
+        <w:pStyle w:val="BodyText"/>
+      </w:pPr>
+      <w:r>
+        <w:t xml:space="preserve">코르닐로바: 의사는 멀리서 안 봐요. 의사는 손에 든 상자를 봐요. 장갑 끼고, 조명 아래서, 가끔은 새벽 3시에.</w:t>
+      </w:r>
+    </w:p>
+    <w:p>
+      <w:pPr>
+        <w:pStyle w:val="BodyText"/>
+      </w:pPr>
+      <w:r>
+        <w:t xml:space="preserve">세바: 그럼 아마 둘째나 셋째 안이겠네요. 얼음이나 안개.</w:t>
+      </w:r>
+    </w:p>
+    <w:p>
+      <w:pPr>
+        <w:pStyle w:val="BodyText"/>
+      </w:pPr>
+      <w:r>
+        <w:t xml:space="preserve">리타: 잠깐요? 마르가리타 리시츠이나, 품질 담당, 3주 차예요. 여러분이 아름다움을 고르는 동안 저는 글자에 대해 질문이 있어요.</w:t>
+      </w:r>
+    </w:p>
+    <w:p>
+      <w:pPr>
+        <w:pStyle w:val="BodyText"/>
+      </w:pPr>
+      <w:r>
+        <w:t xml:space="preserve">바르바라: 글자는 나중에 하고, 먼저 분위기부터 정하죠.</w:t>
+      </w:r>
+    </w:p>
+    <w:p>
+      <w:pPr>
+        <w:pStyle w:val="BodyText"/>
+      </w:pPr>
+      <w:r>
+        <w:t xml:space="preserve">리타: 아니요. 먼저 — 글자. 그다음 분위기. 글자가 모자라면 분위기는커녕 감독 기관의 반려만 있을 거예요.</w:t>
       </w:r>
     </w:p>
     <w:p>
@@ -3600,31 +3562,31 @@
         <w:pStyle w:val="BodyText"/>
       </w:pPr>
       <w:r>
-        <w:t xml:space="preserve">세바: 뒷면에 — 조금. 깔끔하게 하고 싶었어요. 이름, 국가, 상담선 번호. 할머니 판지처럼 — 짧게.</w:t>
-      </w:r>
-    </w:p>
-    <w:p>
-      <w:pPr>
-        <w:pStyle w:val="BodyText"/>
-      </w:pPr>
-      <w:r>
-        <w:t xml:space="preserve">올가: 그럼 목록을 드릴게요. 필수 기재 사항. 17개 항목.</w:t>
-      </w:r>
-    </w:p>
-    <w:p>
-      <w:pPr>
-        <w:pStyle w:val="BodyText"/>
-      </w:pPr>
-      <w:r>
-        <w:t xml:space="preserve">세바: 17개요? 손바닥만 한 상자에?</w:t>
-      </w:r>
-    </w:p>
-    <w:p>
-      <w:pPr>
-        <w:pStyle w:val="BodyText"/>
-      </w:pPr>
-      <w:r>
-        <w:t xml:space="preserve">리타: 17개. 하나하나 — 읽을 수 있게. 돋보기 없이. 내가 확인해요. 직접.</w:t>
+        <w:t xml:space="preserve">세바: 뒷면에 조금이요. 깔끔하게 하고 싶었거든요. 이름, 국가, 상담선 번호. 할머니 판지처럼 짧게요.</w:t>
+      </w:r>
+    </w:p>
+    <w:p>
+      <w:pPr>
+        <w:pStyle w:val="BodyText"/>
+      </w:pPr>
+      <w:r>
+        <w:t xml:space="preserve">올가: 그럼 필수 기재 사항 목록을 드릴게요. 17개 항목이에요.</w:t>
+      </w:r>
+    </w:p>
+    <w:p>
+      <w:pPr>
+        <w:pStyle w:val="BodyText"/>
+      </w:pPr>
+      <w:r>
+        <w:t xml:space="preserve">세바: 17개요? 손바닥만 한 상자에요? 농담하시는 거죠?</w:t>
+      </w:r>
+    </w:p>
+    <w:p>
+      <w:pPr>
+        <w:pStyle w:val="BodyText"/>
+      </w:pPr>
+      <w:r>
+        <w:t xml:space="preserve">리타: 농담 아니에요, 17개. 하나하나 돋보기 없이 읽혀야 해요. 그건 내가 직접 확인할 거예요.</w:t>
       </w:r>
     </w:p>
     <w:bookmarkEnd w:id="33"/>
@@ -3642,279 +3604,279 @@
         <w:pStyle w:val="FirstParagraph"/>
       </w:pPr>
       <w:r>
-        <w:t xml:space="preserve">올가: 읽을게요. 제품명. 상표. 제조자 — 「모스트」, 주소 포함. 생산 시설 — 세진, 원주, 대한민국.</w:t>
-      </w:r>
-    </w:p>
-    <w:p>
-      <w:pPr>
-        <w:pStyle w:val="BodyText"/>
-      </w:pPr>
-      <w:r>
-        <w:t xml:space="preserve">세바: 주소가 둘이요? 우리 거랑 한국 거?</w:t>
-      </w:r>
-    </w:p>
-    <w:p>
-      <w:pPr>
-        <w:pStyle w:val="BodyText"/>
-      </w:pPr>
-      <w:r>
-        <w:t xml:space="preserve">올가: 주소 둘. 제조자는 책임지고, 생산 시설은 만들죠. 환자와 감독 기관이 둘 다 봐야 해요, 누가 누군지 헷갈림 없이. 다음. 등록증 번호. 로트 번호. 제조일. 유효 기간. 보관 조건. 멸균. 1회용. 용량. 아직 끝이 아니에요.</w:t>
-      </w:r>
-    </w:p>
-    <w:p>
-      <w:pPr>
-        <w:pStyle w:val="BodyText"/>
-      </w:pPr>
-      <w:r>
-        <w:t xml:space="preserve">세바: 벌써 열두 개예요. 호수 자리는 어디 있어요?</w:t>
-      </w:r>
-    </w:p>
-    <w:p>
-      <w:pPr>
-        <w:pStyle w:val="BodyText"/>
-      </w:pPr>
-      <w:r>
-        <w:t xml:space="preserve">리타: 호수는 — 앞면에. 글자는 — 뒷면에. 옆면에도. 그리고 주사기에. 주사기는 별개 얘기예요. 거기 다섯 개 더.</w:t>
-      </w:r>
-    </w:p>
-    <w:p>
-      <w:pPr>
-        <w:pStyle w:val="BodyText"/>
-      </w:pPr>
-      <w:r>
-        <w:t xml:space="preserve">코르닐로바: 주사기에서 제일 중요한 건 — 로트 번호예요. 환자 차트에 옮겨 붙이게. 1년 뒤에 그 환자에게 무슨 일이 생기면, 어떤 젤을 넣었는지 10초 안에 찾아야 해요. 10분이 아니라. 라벨은 한 번에 떨어져야 해요. 장갑 끼고. 젖은 장갑으로.</w:t>
-      </w:r>
-    </w:p>
-    <w:p>
-      <w:pPr>
-        <w:pStyle w:val="BodyText"/>
-      </w:pPr>
-      <w:r>
-        <w:t xml:space="preserve">세바: 장갑 끼고 한 번에. 그건 접착제 요건이지, 디자인 요건이 아닌데요.</w:t>
-      </w:r>
-    </w:p>
-    <w:p>
-      <w:pPr>
-        <w:pStyle w:val="BodyText"/>
-      </w:pPr>
-      <w:r>
-        <w:t xml:space="preserve">리타: 그건 모든 것의 요건이에요. 디자인은 벽에 걸린 그림이 아니에요. 디자인은 물건이 손에서 어떻게 작동하느냐예요. 새벽 3시에. 조명 아래서. 환자는 긴장하고 의사는 지쳤을 때, 젖은 장갑으로. 라벨이 안 떨어지면 — 그건 접착제가 아니라 디자인의 실수예요.</w:t>
-      </w:r>
-    </w:p>
-    <w:p>
-      <w:pPr>
-        <w:pStyle w:val="BodyText"/>
-      </w:pPr>
-      <w:r>
-        <w:t xml:space="preserve">세바: 스트로가노프 미술학교 은사님처럼 말씀하시네요.</w:t>
-      </w:r>
-    </w:p>
-    <w:p>
-      <w:pPr>
-        <w:pStyle w:val="BodyText"/>
-      </w:pPr>
-      <w:r>
-        <w:t xml:space="preserve">리타: 그럼 좋은 은사님을 두셨네요.</w:t>
-      </w:r>
-    </w:p>
-    <w:p>
-      <w:pPr>
-        <w:pStyle w:val="BodyText"/>
-      </w:pPr>
-      <w:r>
-        <w:t xml:space="preserve">올가: 다음. 기호. 멸균, 재사용 금지, 온도 범위. 그리고 「사용 설명서 참조」 기호.</w:t>
-      </w:r>
-    </w:p>
-    <w:p>
-      <w:pPr>
-        <w:pStyle w:val="BodyText"/>
-      </w:pPr>
-      <w:r>
-        <w:t xml:space="preserve">키릴: 보호 장치 얘기 해도 돼요? 홀로그램. 코드. 첫 시안부터라고 약속했잖아요.</w:t>
-      </w:r>
-    </w:p>
-    <w:p>
-      <w:pPr>
-        <w:pStyle w:val="BodyText"/>
-      </w:pPr>
-      <w:r>
-        <w:t xml:space="preserve">세바: 홀로그램은 숨기고 싶어요. 안 예뻐요. 번쩍거려요.</w:t>
-      </w:r>
-    </w:p>
-    <w:p>
-      <w:pPr>
-        <w:pStyle w:val="BodyText"/>
-      </w:pPr>
-      <w:r>
-        <w:t xml:space="preserve">키릴: 숨기면 안 돼요. 의사가 봐야 해요. 바로. 아니면 왜 있어요?</w:t>
-      </w:r>
-    </w:p>
-    <w:p>
-      <w:pPr>
-        <w:pStyle w:val="BodyText"/>
-      </w:pPr>
-      <w:r>
-        <w:t xml:space="preserve">리타: 키릴 말이 맞아요. 안 보이는 보호는 — 보호가 아니에요. 위조품을 위한 장식이죠.</w:t>
-      </w:r>
-    </w:p>
-    <w:p>
-      <w:pPr>
-        <w:pStyle w:val="BodyText"/>
-      </w:pPr>
-      <w:r>
-        <w:t xml:space="preserve">세바: 그럼 그림의 일부로 만들게요. 홀로그램이 — 호수 위의 얼음. 얼음이니까 반짝이는 거죠.</w:t>
-      </w:r>
-    </w:p>
-    <w:p>
-      <w:pPr>
-        <w:pStyle w:val="BodyText"/>
-      </w:pPr>
-      <w:r>
-        <w:t xml:space="preserve">바르바라: 세바, 천재적이야. 얼음이 — 보호. 보호가 — 얼음.</w:t>
-      </w:r>
-    </w:p>
-    <w:p>
-      <w:pPr>
-        <w:pStyle w:val="BodyText"/>
-      </w:pPr>
-      <w:r>
-        <w:t xml:space="preserve">코르닐로바: 얼음이 — 보호. 학생들에게 그렇게 말하겠네요. 좋아요.</w:t>
-      </w:r>
-    </w:p>
-    <w:p>
-      <w:pPr>
-        <w:pStyle w:val="BodyText"/>
-      </w:pPr>
-      <w:r>
-        <w:t xml:space="preserve">올가: 다음. 언어. 러시아와 EAEU. 카자흐스탄은 카자흐어가 필요해요. 그러니까 상자에 두 언어. 아니면 별지.</w:t>
-      </w:r>
-    </w:p>
-    <w:p>
-      <w:pPr>
-        <w:pStyle w:val="BodyText"/>
-      </w:pPr>
-      <w:r>
-        <w:t xml:space="preserve">이리나: 두 언어면 — 인쇄비가 비싸져요. 모든 시장에 상자 하나면 — 싸요. 상자 하나에 찬성. 러시아어와 카자흐어. 처음부터.</w:t>
-      </w:r>
-    </w:p>
-    <w:p>
-      <w:pPr>
-        <w:pStyle w:val="BodyText"/>
-      </w:pPr>
-      <w:r>
-        <w:t xml:space="preserve">올가: 상자 하나면 — 감독 기관에도 편해요. 시안 하나 — 심사 하나.</w:t>
-      </w:r>
-    </w:p>
-    <w:p>
-      <w:pPr>
-        <w:pStyle w:val="BodyText"/>
-      </w:pPr>
-      <w:r>
-        <w:t xml:space="preserve">세바: 손바닥만 한 상자에 두 언어. 그리고 17개 항목. 그리고 홀로그램. 그리고 호수.</w:t>
-      </w:r>
-    </w:p>
-    <w:p>
-      <w:pPr>
-        <w:pStyle w:val="BodyText"/>
-      </w:pPr>
-      <w:r>
-        <w:t xml:space="preserve">바르바라: 세바, 약국에서 지루했지. 이젠 안 지루할 거야.</w:t>
-      </w:r>
-    </w:p>
-    <w:p>
-      <w:pPr>
-        <w:pStyle w:val="BodyText"/>
-      </w:pPr>
-      <w:r>
-        <w:t xml:space="preserve">세바: 약국에서 지루하진 않았어. 비좁았지. 여긴 — 더 비좁아.</w:t>
-      </w:r>
-    </w:p>
-    <w:p>
-      <w:pPr>
-        <w:pStyle w:val="BodyText"/>
-      </w:pPr>
-      <w:r>
-        <w:t xml:space="preserve">알렉세이: 그럼 뒷면은요? 두 줄. 내 거. 「해를 끼치지 말라」. 그리고 상담선 번호.</w:t>
-      </w:r>
-    </w:p>
-    <w:p>
-      <w:pPr>
-        <w:pStyle w:val="BodyText"/>
-      </w:pPr>
-      <w:r>
-        <w:t xml:space="preserve">올가: 그건 필수 항목이 아니야. 이건 — 열여덟 번째. 자발적인.</w:t>
-      </w:r>
-    </w:p>
-    <w:p>
-      <w:pPr>
-        <w:pStyle w:val="BodyText"/>
-      </w:pPr>
-      <w:r>
-        <w:t xml:space="preserve">리타: 열여덟 번째가 — 제일 중요해요. 하지만 감독 기관은 요구하지 않아요. 그러니까 — 마지막에. 주위에 여백을 두고.</w:t>
-      </w:r>
-    </w:p>
-    <w:p>
-      <w:pPr>
-        <w:pStyle w:val="BodyText"/>
-      </w:pPr>
-      <w:r>
-        <w:t xml:space="preserve">세바: 여백. 그건 할 줄 알아요. 여백은 — 제가 유일하게 잘하는 거예요.</w:t>
-      </w:r>
-    </w:p>
-    <w:p>
-      <w:pPr>
-        <w:pStyle w:val="BodyText"/>
-      </w:pPr>
-      <w:r>
-        <w:t xml:space="preserve">디마: 국가는요? 바르바라 씨가 — 크게 하라고 했잖아요. 「대한민국 생산」.</w:t>
-      </w:r>
-    </w:p>
-    <w:p>
-      <w:pPr>
-        <w:pStyle w:val="BodyText"/>
-      </w:pPr>
-      <w:r>
-        <w:t xml:space="preserve">세바: 크게 — 어디에요? 앞면은 호수로 꽉 찼는데.</w:t>
-      </w:r>
-    </w:p>
-    <w:p>
-      <w:pPr>
-        <w:pStyle w:val="BodyText"/>
-      </w:pPr>
-      <w:r>
-        <w:t xml:space="preserve">바르바라: 앞면에. 이름 아래. 한 줄. 「라도가. 대한민국」. 부끄러운 게 아니에요. 논거예요.</w:t>
-      </w:r>
-    </w:p>
-    <w:p>
-      <w:pPr>
-        <w:pStyle w:val="BodyText"/>
-      </w:pPr>
-      <w:r>
-        <w:t xml:space="preserve">리타: 「대한민국」 — 전부 다. 그냥 「코리아」가 아니라. 감독 기관이 어느 코리아냐고 물을 거예요.</w:t>
-      </w:r>
-    </w:p>
-    <w:p>
-      <w:pPr>
-        <w:pStyle w:val="BodyText"/>
-      </w:pPr>
-      <w:r>
-        <w:t xml:space="preserve">코르닐로바: 「한국에서 만들고. 러시아에서 책임진다」. 그건 뒷면에. 「해를 끼치지 말라」 옆에.</w:t>
-      </w:r>
-    </w:p>
-    <w:p>
-      <w:pPr>
-        <w:pStyle w:val="BodyText"/>
-      </w:pPr>
-      <w:r>
-        <w:t xml:space="preserve">세바: 이건 이제 상자가 아니라. 선언문이네요. 호수, 얼음 홀로그램, 두 언어, 주소 둘, 17개 항목, 손글씨, 상담선, 한국과 러시아. 손바닥 위에. 좋아요. 마음에 들어요. 이렇게 비좁았던 적도, 이렇게 재미있었던 적도 없어요. 일주일 주세요.</w:t>
-      </w:r>
-    </w:p>
-    <w:p>
-      <w:pPr>
-        <w:pStyle w:val="BodyText"/>
-      </w:pPr>
-      <w:r>
-        <w:t xml:space="preserve">이리나: 일주일. 2주 말고요. 견적에 그렇게 넣을게요.</w:t>
+        <w:t xml:space="preserve">올가: 순서대로 읽을게요. 제품명, 상표, 제조자 — 주소 포함 「모스트」, 그리고 생산 시설 — 세진, 원주, 대한민국.</w:t>
+      </w:r>
+    </w:p>
+    <w:p>
+      <w:pPr>
+        <w:pStyle w:val="BodyText"/>
+      </w:pPr>
+      <w:r>
+        <w:t xml:space="preserve">세바: 잠깐만요, 주소가 둘이요? 우리 거랑 한국 거가 한 상자에?</w:t>
+      </w:r>
+    </w:p>
+    <w:p>
+      <w:pPr>
+        <w:pStyle w:val="BodyText"/>
+      </w:pPr>
+      <w:r>
+        <w:t xml:space="preserve">올가: 네, 주소 둘. 제조자는 책임지고, 생산 시설은 만들죠. 환자와 감독 기관이 누가 누군지 헷갈림 없이 둘 다 봐야 해요. 다음: 등록증 번호, 로트 번호, 제조일, 유효 기간, 보관 조건, 「멸균」, 「1회용」, 용량. 그리고 아직 끝이 아니에요.</w:t>
+      </w:r>
+    </w:p>
+    <w:p>
+      <w:pPr>
+        <w:pStyle w:val="BodyText"/>
+      </w:pPr>
+      <w:r>
+        <w:t xml:space="preserve">세바: 벌써 열두 개예요. 그럼 제 호수 자리는 대체 어디 있어요?</w:t>
+      </w:r>
+    </w:p>
+    <w:p>
+      <w:pPr>
+        <w:pStyle w:val="BodyText"/>
+      </w:pPr>
+      <w:r>
+        <w:t xml:space="preserve">리타: 호수는 앞면에, 글자는 뒷면과 옆면과 주사기에요. 주사기는 아예 별개 얘기라 거기 다섯 개가 더 있어요.</w:t>
+      </w:r>
+    </w:p>
+    <w:p>
+      <w:pPr>
+        <w:pStyle w:val="BodyText"/>
+      </w:pPr>
+      <w:r>
+        <w:t xml:space="preserve">코르닐로바: 주사기에서 제일 중요한 건 로트 번호예요. 환자 차트에 옮겨 붙이게요. 1년 뒤에 그 환자에게 무슨 일이 생기면 어떤 젤을 넣었는지 10분이 아니라 10초 안에 찾아야 해요. 그래서 라벨은 장갑 낀 손으로, 그것도 젖은 장갑으로 한 번에 떨어져야 해요.</w:t>
+      </w:r>
+    </w:p>
+    <w:p>
+      <w:pPr>
+        <w:pStyle w:val="BodyText"/>
+      </w:pPr>
+      <w:r>
+        <w:t xml:space="preserve">세바: 젖은 장갑으로 한 번에요? 그건 디자인 요건이 아니라 접착제 요건인데요.</w:t>
+      </w:r>
+    </w:p>
+    <w:p>
+      <w:pPr>
+        <w:pStyle w:val="BodyText"/>
+      </w:pPr>
+      <w:r>
+        <w:t xml:space="preserve">리타: 그건 모든 것의 요건이에요. 디자인은 벽에 걸린 그림이 아니에요. 디자인은 물건이 손에서 어떻게 작동하느냐예요. 새벽 3시에, 조명 아래서, 환자는 긴장하고 의사는 지쳤을 때 젖은 장갑으로요. 라벨이 안 떨어지면 그건 접착제가 아니라 디자인의 실수예요.</w:t>
+      </w:r>
+    </w:p>
+    <w:p>
+      <w:pPr>
+        <w:pStyle w:val="BodyText"/>
+      </w:pPr>
+      <w:r>
+        <w:t xml:space="preserve">세바: 스트로가노프 미술학교 은사님하고 똑같이 말씀하시네요. 말투까지 같아요.</w:t>
+      </w:r>
+    </w:p>
+    <w:p>
+      <w:pPr>
+        <w:pStyle w:val="BodyText"/>
+      </w:pPr>
+      <w:r>
+        <w:t xml:space="preserve">리타: 그럼 좋은 은사님을 두셨네요. 운이 아주 좋으셨어요.</w:t>
+      </w:r>
+    </w:p>
+    <w:p>
+      <w:pPr>
+        <w:pStyle w:val="BodyText"/>
+      </w:pPr>
+      <w:r>
+        <w:t xml:space="preserve">올가: 다음은 기호예요. 멸균, 「재사용 금지」, 온도 범위, 그리고 「사용 설명서 참조」 기호.</w:t>
+      </w:r>
+    </w:p>
+    <w:p>
+      <w:pPr>
+        <w:pStyle w:val="BodyText"/>
+      </w:pPr>
+      <w:r>
+        <w:t xml:space="preserve">키릴: 보호 장치 얘기 해도 돼요? 홀로그램이랑 코드요. 첫 시안부터 넣는다고 약속했잖아요.</w:t>
+      </w:r>
+    </w:p>
+    <w:p>
+      <w:pPr>
+        <w:pStyle w:val="BodyText"/>
+      </w:pPr>
+      <w:r>
+        <w:t xml:space="preserve">세바: 홀로그램은 숨기고 싶어요. 번쩍거리고 그림이랑 충돌해서 안 예쁘거든요.</w:t>
+      </w:r>
+    </w:p>
+    <w:p>
+      <w:pPr>
+        <w:pStyle w:val="BodyText"/>
+      </w:pPr>
+      <w:r>
+        <w:t xml:space="preserve">키릴: 숨기면 안 돼요. 의사가 바로 봐야 해요. 안 그러면 그게 왜 있겠어요?</w:t>
+      </w:r>
+    </w:p>
+    <w:p>
+      <w:pPr>
+        <w:pStyle w:val="BodyText"/>
+      </w:pPr>
+      <w:r>
+        <w:t xml:space="preserve">리타: 키릴 말이 맞아요. 안 보이는 보호는 보호가 아니라 그냥 위조품을 위한 장식이에요.</w:t>
+      </w:r>
+    </w:p>
+    <w:p>
+      <w:pPr>
+        <w:pStyle w:val="BodyText"/>
+      </w:pPr>
+      <w:r>
+        <w:t xml:space="preserve">세바: 그럼 그림의 일부로 만들게요. 홀로그램이 호수 위의 얼음이 되는 거죠. 얼음이니까 반짝이는 거예요.</w:t>
+      </w:r>
+    </w:p>
+    <w:p>
+      <w:pPr>
+        <w:pStyle w:val="BodyText"/>
+      </w:pPr>
+      <w:r>
+        <w:t xml:space="preserve">바르바라: 세바, 천재적이야! 얼음이 보호고, 보호가 얼음이네.</w:t>
+      </w:r>
+    </w:p>
+    <w:p>
+      <w:pPr>
+        <w:pStyle w:val="BodyText"/>
+      </w:pPr>
+      <w:r>
+        <w:t xml:space="preserve">코르닐로바: 「얼음이 보호」. 학생들에게 딱 그렇게 말하겠네요. 잘 생각했어요.</w:t>
+      </w:r>
+    </w:p>
+    <w:p>
+      <w:pPr>
+        <w:pStyle w:val="BodyText"/>
+      </w:pPr>
+      <w:r>
+        <w:t xml:space="preserve">올가: 다음은 언어예요. 러시아와 EAEU인데, 카자흐스탄은 카자흐어가 필요하니까 상자에 두 언어를 넣거나 별지를 넣어야 해요.</w:t>
+      </w:r>
+    </w:p>
+    <w:p>
+      <w:pPr>
+        <w:pStyle w:val="BodyText"/>
+      </w:pPr>
+      <w:r>
+        <w:t xml:space="preserve">이리나: 두 언어면 인쇄비가 비싸지만, 모든 시장에 상자 하나면 더 싸요. 그래서 처음부터 러시아어와 카자흐어로 상자 하나에 찬성해요.</w:t>
+      </w:r>
+    </w:p>
+    <w:p>
+      <w:pPr>
+        <w:pStyle w:val="BodyText"/>
+      </w:pPr>
+      <w:r>
+        <w:t xml:space="preserve">올가: 상자 하나면 감독 기관에도 편해요. 시안 하나에 심사 하나.</w:t>
+      </w:r>
+    </w:p>
+    <w:p>
+      <w:pPr>
+        <w:pStyle w:val="BodyText"/>
+      </w:pPr>
+      <w:r>
+        <w:t xml:space="preserve">세바: 손바닥만 한 상자에 두 언어, 17개 항목, 홀로그램, 게다가 호수까지. 슬슬 긴장되네요.</w:t>
+      </w:r>
+    </w:p>
+    <w:p>
+      <w:pPr>
+        <w:pStyle w:val="BodyText"/>
+      </w:pPr>
+      <w:r>
+        <w:t xml:space="preserve">바르바라: 세바, 약국에서 지루했지. 이젠 확실히 안 지루할 거야.</w:t>
+      </w:r>
+    </w:p>
+    <w:p>
+      <w:pPr>
+        <w:pStyle w:val="BodyText"/>
+      </w:pPr>
+      <w:r>
+        <w:t xml:space="preserve">세바: 약국에서 지루하진 않았어, 비좁았지. 그런데 보니까 여긴 더 비좁겠네.</w:t>
+      </w:r>
+    </w:p>
+    <w:p>
+      <w:pPr>
+        <w:pStyle w:val="BodyText"/>
+      </w:pPr>
+      <w:r>
+        <w:t xml:space="preserve">알렉세이: 뒷면은 어떻게 돼요? 내 두 줄을 넣고 싶어요. 「해를 끼치지 말라」와 상담선 번호.</w:t>
+      </w:r>
+    </w:p>
+    <w:p>
+      <w:pPr>
+        <w:pStyle w:val="BodyText"/>
+      </w:pPr>
+      <w:r>
+        <w:t xml:space="preserve">올가: 그건 필수 항목이 아니라 열여덟 번째, 자발적인 항목이야. 아무도 요구하지 않아.</w:t>
+      </w:r>
+    </w:p>
+    <w:p>
+      <w:pPr>
+        <w:pStyle w:val="BodyText"/>
+      </w:pPr>
+      <w:r>
+        <w:t xml:space="preserve">리타: 열여덟 번째가 제일 중요하지만 감독 기관은 요구하지 않아요. 그러니까 마지막에, 주위에 여백을 두고 넣어요.</w:t>
+      </w:r>
+    </w:p>
+    <w:p>
+      <w:pPr>
+        <w:pStyle w:val="BodyText"/>
+      </w:pPr>
+      <w:r>
+        <w:t xml:space="preserve">세바: 여백이라면 할 줄 알아요. 사실 여백이 제가 진짜 잘하는 유일한 거예요.</w:t>
+      </w:r>
+    </w:p>
+    <w:p>
+      <w:pPr>
+        <w:pStyle w:val="BodyText"/>
+      </w:pPr>
+      <w:r>
+        <w:t xml:space="preserve">디마: 국가는 어떻게 해요? 바르바라 씨가 크게 하라고 했잖아요. 「대한민국 생산」.</w:t>
+      </w:r>
+    </w:p>
+    <w:p>
+      <w:pPr>
+        <w:pStyle w:val="BodyText"/>
+      </w:pPr>
+      <w:r>
+        <w:t xml:space="preserve">세바: 크게요, 그런데 어디에요? 앞면은 이미 호수로 꽉 찼는데.</w:t>
+      </w:r>
+    </w:p>
+    <w:p>
+      <w:pPr>
+        <w:pStyle w:val="BodyText"/>
+      </w:pPr>
+      <w:r>
+        <w:t xml:space="preserve">바르바라: 앞면 이름 아래 한 줄로요. 「라도가. 대한민국」. 부끄러운 게 아니라 논거예요.</w:t>
+      </w:r>
+    </w:p>
+    <w:p>
+      <w:pPr>
+        <w:pStyle w:val="BodyText"/>
+      </w:pPr>
+      <w:r>
+        <w:t xml:space="preserve">리타: 그리고 그냥 「코리아」가 아니라 「대한민국」 전부 다요. 감독 기관이 어느 코리아냐고 물을 테니까요.</w:t>
+      </w:r>
+    </w:p>
+    <w:p>
+      <w:pPr>
+        <w:pStyle w:val="BodyText"/>
+      </w:pPr>
+      <w:r>
+        <w:t xml:space="preserve">코르닐로바: 「한국에서 만들고. 러시아에서 책임진다」는 뒷면 「해를 끼치지 말라」 옆에 두죠.</w:t>
+      </w:r>
+    </w:p>
+    <w:p>
+      <w:pPr>
+        <w:pStyle w:val="BodyText"/>
+      </w:pPr>
+      <w:r>
+        <w:t xml:space="preserve">세바: 이건 이제 상자가 아니라 선언문이네요. 호수, 얼음 홀로그램, 두 언어, 주소 둘, 17개 항목, 손글씨, 상담선, 한국과 러시아, 이 모든 게 손바닥 위에. 좋아요, 마음에 들어요. 이렇게 비좁았던 적도, 이렇게 재미있었던 적도 없어요. 일주일 주세요.</w:t>
+      </w:r>
+    </w:p>
+    <w:p>
+      <w:pPr>
+        <w:pStyle w:val="BodyText"/>
+      </w:pPr>
+      <w:r>
+        <w:t xml:space="preserve">이리나: 2주 말고 일주일이요. 견적에 그렇게 넣을 테니까 늦지 마세요, 세바.</w:t>
       </w:r>
     </w:p>
     <w:bookmarkEnd w:id="34"/>
@@ -3932,119 +3894,119 @@
         <w:pStyle w:val="FirstParagraph"/>
       </w:pPr>
       <w:r>
-        <w:t xml:space="preserve">세바: 일주일. 여기요. 한 가지 안. 세 개 말고. 제가 골랐어요. 해고하셔도 돼요.</w:t>
-      </w:r>
-    </w:p>
-    <w:p>
-      <w:pPr>
-        <w:pStyle w:val="BodyText"/>
-      </w:pPr>
-      <w:r>
-        <w:t xml:space="preserve">이리나: 흰색. 거의 비었고. 지평선 하나.</w:t>
-      </w:r>
-    </w:p>
-    <w:p>
-      <w:pPr>
-        <w:pStyle w:val="BodyText"/>
-      </w:pPr>
-      <w:r>
-        <w:t xml:space="preserve">세바: 겨울 라도가. 흰색은 — 눈과 얼음. 파란 선은 — 지평선, 하나, 새벽처럼 가늘게. 홀로그램은 — 물가의 얼음 띠. 얼음이니까 반짝여요. 못 볼 수가 없고, 장식으로 착각할 수도 없어요. 이름은 — 파란색. 앞면엔 그 밖에 아무것도 없어요.</w:t>
-      </w:r>
-    </w:p>
-    <w:p>
-      <w:pPr>
-        <w:pStyle w:val="BodyText"/>
-      </w:pPr>
-      <w:r>
-        <w:t xml:space="preserve">코르닐로바: 손에 들어 봐도 돼요? 장갑 끼고?</w:t>
-      </w:r>
-    </w:p>
-    <w:p>
-      <w:pPr>
-        <w:pStyle w:val="BodyText"/>
-      </w:pPr>
-      <w:r>
-        <w:t xml:space="preserve">세바: 그러라고 만들었어요. 드세요.</w:t>
-      </w:r>
-    </w:p>
-    <w:p>
-      <w:pPr>
-        <w:pStyle w:val="BodyText"/>
-      </w:pPr>
-      <w:r>
-        <w:t xml:space="preserve">코르닐로바: 로트 번호 — 옆면. 읽혀요. 이 조명 아래서 — 읽혀요. 주사기 라벨이… 떨어졌어요. 한 번에. 세바, 잘했어요.</w:t>
-      </w:r>
-    </w:p>
-    <w:p>
-      <w:pPr>
-        <w:pStyle w:val="BodyText"/>
-      </w:pPr>
-      <w:r>
-        <w:t xml:space="preserve">세바: 아내 장갑을 끼고 사흘 동안 라벨을 붙였어요. 간호사예요. 웃더라고요.</w:t>
-      </w:r>
-    </w:p>
-    <w:p>
-      <w:pPr>
-        <w:pStyle w:val="BodyText"/>
-      </w:pPr>
-      <w:r>
-        <w:t xml:space="preserve">리타: 이제 나. 17개 항목. 확인. 하나… 둘… 다섯… 열… 열일곱. 전부. 글자 크기 — 기준 이상. 대비 — 충분.</w:t>
-      </w:r>
-    </w:p>
-    <w:p>
-      <w:pPr>
-        <w:pStyle w:val="BodyText"/>
-      </w:pPr>
-      <w:r>
-        <w:t xml:space="preserve">올가: 주소 둘은? 우리랑 원주?</w:t>
-      </w:r>
-    </w:p>
-    <w:p>
-      <w:pPr>
-        <w:pStyle w:val="BodyText"/>
-      </w:pPr>
-      <w:r>
-        <w:t xml:space="preserve">리타: 있어요. 읽혀요. 제조자 — 「모스트」. 생산 시설 — 세진. 맞아요. 헷갈림 없이.</w:t>
-      </w:r>
-    </w:p>
-    <w:p>
-      <w:pPr>
-        <w:pStyle w:val="BodyText"/>
-      </w:pPr>
-      <w:r>
-        <w:t xml:space="preserve">키릴: 홀로그램. 손전등 가져왔어요. 비춰요. 비스듬히 — 「라도가」. 정면에서 — 얼음. 마음에 들어요.</w:t>
-      </w:r>
-    </w:p>
-    <w:p>
-      <w:pPr>
-        <w:pStyle w:val="BodyText"/>
-      </w:pPr>
-      <w:r>
-        <w:t xml:space="preserve">세바: 홀로그램 안에 — 마이크로 문자가 있어요. 돋보기 없인 안 보여요. 키릴 씨를 위한 거예요. 그리고 소희 씨를 위한.</w:t>
-      </w:r>
-    </w:p>
-    <w:p>
-      <w:pPr>
-        <w:pStyle w:val="BodyText"/>
-      </w:pPr>
-      <w:r>
-        <w:t xml:space="preserve">키릴: 마이크로 문자. 세진처럼. 뭐라고 쓰여 있어요?</w:t>
-      </w:r>
-    </w:p>
-    <w:p>
-      <w:pPr>
-        <w:pStyle w:val="BodyText"/>
-      </w:pPr>
-      <w:r>
-        <w:t xml:space="preserve">세바: 바르바라 씨가 부탁했어요: 상담선 번호. 작게. 백 번.</w:t>
-      </w:r>
-    </w:p>
-    <w:p>
-      <w:pPr>
-        <w:pStyle w:val="BodyText"/>
-      </w:pPr>
-      <w:r>
-        <w:t xml:space="preserve">바르바라: 위조품도 우리 상담선을 광고하게 되는 거죠. 통째로 베끼면.</w:t>
+        <w:t xml:space="preserve">세바: 일주일 지났고, 결과는 이거예요. 세 개가 아니라 한 가지 안이에요. 제가 골랐거든요. 해고하셔도 돼요.</w:t>
+      </w:r>
+    </w:p>
+    <w:p>
+      <w:pPr>
+        <w:pStyle w:val="BodyText"/>
+      </w:pPr>
+      <w:r>
+        <w:t xml:space="preserve">이리나: 흰색에 거의 비었고, 지평선 하나. 대담하네요.</w:t>
+      </w:r>
+    </w:p>
+    <w:p>
+      <w:pPr>
+        <w:pStyle w:val="BodyText"/>
+      </w:pPr>
+      <w:r>
+        <w:t xml:space="preserve">세바: 겨울 라도가예요. 흰색은 눈과 얼음이고, 파란 선은 새벽처럼 가는 지평선 하나예요. 홀로그램은 물가의 얼음 띠라서, 얼음이니까 반짝여요. 그래서 못 볼 수도 없고 장식으로 착각할 수도 없어요. 이름은 파란색이고, 앞면엔 그 밖에 아무것도 없어요.</w:t>
+      </w:r>
+    </w:p>
+    <w:p>
+      <w:pPr>
+        <w:pStyle w:val="BodyText"/>
+      </w:pPr>
+      <w:r>
+        <w:t xml:space="preserve">코르닐로바: 장갑 낀 채로 상자를 손에 들어 봐도 돼요?</w:t>
+      </w:r>
+    </w:p>
+    <w:p>
+      <w:pPr>
+        <w:pStyle w:val="BodyText"/>
+      </w:pPr>
+      <w:r>
+        <w:t xml:space="preserve">세바: 물론이죠, 그러라고 만들었어요. 드세요.</w:t>
+      </w:r>
+    </w:p>
+    <w:p>
+      <w:pPr>
+        <w:pStyle w:val="BodyText"/>
+      </w:pPr>
+      <w:r>
+        <w:t xml:space="preserve">코르닐로바: 로트 번호는 옆면에 있고, 이 조명 아래서도 읽혀요. 주사기 라벨이… 떨어졌어요, 한 번에. 세바, 잘했어요.</w:t>
+      </w:r>
+    </w:p>
+    <w:p>
+      <w:pPr>
+        <w:pStyle w:val="BodyText"/>
+      </w:pPr>
+      <w:r>
+        <w:t xml:space="preserve">세바: 아내 장갑을 끼고 사흘 동안 라벨을 붙였어요. 간호사인데 저를 보고 웃더라고요.</w:t>
+      </w:r>
+    </w:p>
+    <w:p>
+      <w:pPr>
+        <w:pStyle w:val="BodyText"/>
+      </w:pPr>
+      <w:r>
+        <w:t xml:space="preserve">리타: 이제 내가 17개 항목을 확인할 차례예요. 하나… 둘… 다섯… 열… 열일곱, 전부 있어요. 글자 크기는 기준 이상, 대비도 충분해요.</w:t>
+      </w:r>
+    </w:p>
+    <w:p>
+      <w:pPr>
+        <w:pStyle w:val="BodyText"/>
+      </w:pPr>
+      <w:r>
+        <w:t xml:space="preserve">올가: 주소 둘, 우리랑 원주 것도 있고 읽혀요?</w:t>
+      </w:r>
+    </w:p>
+    <w:p>
+      <w:pPr>
+        <w:pStyle w:val="BodyText"/>
+      </w:pPr>
+      <w:r>
+        <w:t xml:space="preserve">리타: 있고 읽혀요. 제조자 — 「모스트」, 생산 시설 — 세진. 다 맞고 헷갈림도 없어요.</w:t>
+      </w:r>
+    </w:p>
+    <w:p>
+      <w:pPr>
+        <w:pStyle w:val="BodyText"/>
+      </w:pPr>
+      <w:r>
+        <w:t xml:space="preserve">키릴: 이제 홀로그램이요. 손전등을 가져와서 비춰 보면, 비스듬히는 「라도가」, 정면에서는 얼음이에요. 마음에 들어요.</w:t>
+      </w:r>
+    </w:p>
+    <w:p>
+      <w:pPr>
+        <w:pStyle w:val="BodyText"/>
+      </w:pPr>
+      <w:r>
+        <w:t xml:space="preserve">세바: 홀로그램 안에는 돋보기 없이는 안 보이는 마이크로 문자가 있어요. 키릴 씨와 소희 씨를 위한 거예요.</w:t>
+      </w:r>
+    </w:p>
+    <w:p>
+      <w:pPr>
+        <w:pStyle w:val="BodyText"/>
+      </w:pPr>
+      <w:r>
+        <w:t xml:space="preserve">키릴: 세진처럼 마이크로 문자요? 정확히 뭐라고 쓰여 있어요?</w:t>
+      </w:r>
+    </w:p>
+    <w:p>
+      <w:pPr>
+        <w:pStyle w:val="BodyText"/>
+      </w:pPr>
+      <w:r>
+        <w:t xml:space="preserve">세바: 바르바라 씨가 상담선 번호를 작게, 백 번 연달아 써 달라고 했어요.</w:t>
+      </w:r>
+    </w:p>
+    <w:p>
+      <w:pPr>
+        <w:pStyle w:val="BodyText"/>
+      </w:pPr>
+      <w:r>
+        <w:t xml:space="preserve">바르바라: 그럼 통째로 베끼면 위조품조차 우리 상담선을 광고하게 되는 거죠.</w:t>
       </w:r>
     </w:p>
     <w:p>
@@ -4060,111 +4022,111 @@
         <w:pStyle w:val="BodyText"/>
       </w:pPr>
       <w:r>
-        <w:t xml:space="preserve">올가: 뒷면. 열여덟 번째 항목. 보여 줘요.</w:t>
-      </w:r>
-    </w:p>
-    <w:p>
-      <w:pPr>
-        <w:pStyle w:val="BodyText"/>
-      </w:pPr>
-      <w:r>
-        <w:t xml:space="preserve">세바: 여기요. 따로. 주위에 여백. 「해를 끼치지 말라」. 그 아래 — 상담선 번호. 더 아래 — 「한국에서 만들고. 러시아에서 책임진다」.</w:t>
-      </w:r>
-    </w:p>
-    <w:p>
-      <w:pPr>
-        <w:pStyle w:val="BodyText"/>
-      </w:pPr>
-      <w:r>
-        <w:t xml:space="preserve">알렉세이: 「해를 끼치지 말라」… 글꼴이. 이건… 글꼴이 아니에요. 손글씨예요.</w:t>
-      </w:r>
-    </w:p>
-    <w:p>
-      <w:pPr>
-        <w:pStyle w:val="BodyText"/>
-      </w:pPr>
-      <w:r>
-        <w:t xml:space="preserve">세바: 알렉세이 니콜라예비치, 바르바라 씨에게 판지 사진을 부탁했어요. 스캔했어요. 글꼴이 아니에요. 할머님 글씨예요. 원본처럼 파란 볼펜. 아무것도 반듯하게 하지 않았어요. 반대하시면 — 오늘 바로 뺄게요. 하지만 어떤 글꼴도 이렇게 말하진 못할 것 같아요.</w:t>
-      </w:r>
-    </w:p>
-    <w:p>
-      <w:pPr>
-        <w:pStyle w:val="BodyText"/>
-      </w:pPr>
-      <w:r>
-        <w:t xml:space="preserve">알렉세이: 아니요. 빼지 마세요. 다만… 할머니께 여쭤봐야 해요. 할머니 손이에요.</w:t>
-      </w:r>
-    </w:p>
-    <w:p>
-      <w:pPr>
-        <w:pStyle w:val="BodyText"/>
-      </w:pPr>
-      <w:r>
-        <w:t xml:space="preserve">리타: 법적으로도 — 여쭤봐야 해요. 필체는 — 개인적인 거예요. 동의가 필요해요. 서면으로.</w:t>
-      </w:r>
-    </w:p>
-    <w:p>
-      <w:pPr>
-        <w:pStyle w:val="BodyText"/>
-      </w:pPr>
-      <w:r>
-        <w:t xml:space="preserve">올가: 리타 말이 맞아. 동의. 서명과 함께. 할머니가 서명하실까?</w:t>
-      </w:r>
-    </w:p>
-    <w:p>
-      <w:pPr>
-        <w:pStyle w:val="BodyText"/>
-      </w:pPr>
-      <w:r>
-        <w:t xml:space="preserve">알렉세이: 할머니는 40년 동안 서명하셨어. 처방전 하나하나. 이해하시면 서명하실 거야. 늘 이해하셔.</w:t>
-      </w:r>
-    </w:p>
-    <w:p>
-      <w:pPr>
-        <w:pStyle w:val="BodyText"/>
-      </w:pPr>
-      <w:r>
-        <w:t xml:space="preserve">이리나: 인쇄비는 얼마예요? 솔직하게요. 한 가지 안, 두 언어, 마이크로 문자 홀로그램, 젖은 장갑으로 떨어지는 라벨, 그리고 할머니 글씨. 상자 하나당 숫자를 원해요. 전체 부수 말고. 의사 손에 든 상자 하나.</w:t>
-      </w:r>
-    </w:p>
-    <w:p>
-      <w:pPr>
-        <w:pStyle w:val="BodyText"/>
-      </w:pPr>
-      <w:r>
-        <w:t xml:space="preserve">세바: 세진보다 12퍼센트 비싸요. 홀로그램 때문에.</w:t>
-      </w:r>
-    </w:p>
-    <w:p>
-      <w:pPr>
-        <w:pStyle w:val="BodyText"/>
-      </w:pPr>
-      <w:r>
-        <w:t xml:space="preserve">이리나: 12. 난 15를 잡았어요. 세바, 내 인생에서 예산 안에 맞춘 첫 디자이너예요.</w:t>
-      </w:r>
-    </w:p>
-    <w:p>
-      <w:pPr>
-        <w:pStyle w:val="BodyText"/>
-      </w:pPr>
-      <w:r>
-        <w:t xml:space="preserve">세바: 맞춘 게 아니에요. 바르바라가 여유분을 잡을 걸 알았을 뿐이에요. 늘 잡거든요.</w:t>
-      </w:r>
-    </w:p>
-    <w:p>
-      <w:pPr>
-        <w:pStyle w:val="BodyText"/>
-      </w:pPr>
-      <w:r>
-        <w:t xml:space="preserve">바르바라: 늘 잡아요. 20년. 이리나 세르게예브나, 우리는 같은 종족이에요.</w:t>
-      </w:r>
-    </w:p>
-    <w:p>
-      <w:pPr>
-        <w:pStyle w:val="BodyText"/>
-      </w:pPr>
-      <w:r>
-        <w:t xml:space="preserve">이리나: 같은 종족. 요즘 우리 회사 유행어예요.</w:t>
+        <w:t xml:space="preserve">올가: 이제 뒷면, 열여덟 번째 항목이요. 보여 주세요.</w:t>
+      </w:r>
+    </w:p>
+    <w:p>
+      <w:pPr>
+        <w:pStyle w:val="BodyText"/>
+      </w:pPr>
+      <w:r>
+        <w:t xml:space="preserve">세바: 여기요. 따로, 주위에 여백을 두고 「해를 끼치지 말라」. 그 아래 상담선 번호, 더 아래 「한국에서 만들고. 러시아에서 책임진다」.</w:t>
+      </w:r>
+    </w:p>
+    <w:p>
+      <w:pPr>
+        <w:pStyle w:val="BodyText"/>
+      </w:pPr>
+      <w:r>
+        <w:t xml:space="preserve">알렉세이: 「해를 끼치지 말라」… 이 글꼴은… 이건 글꼴이 아니라 누군가의 손이에요.</w:t>
+      </w:r>
+    </w:p>
+    <w:p>
+      <w:pPr>
+        <w:pStyle w:val="BodyText"/>
+      </w:pPr>
+      <w:r>
+        <w:t xml:space="preserve">세바: 알렉세이 니콜라예비치, 바르바라 씨에게 판지 사진을 부탁해서 스캔했어요. 이건 글꼴이 아니라 할머님 글씨예요. 원본처럼 파란 볼펜이고, 아무것도 반듯하게 하지 않았어요. 반대하시면 오늘 바로 뺄게요. 하지만 어떤 글꼴도 이렇게 말하진 못할 것 같아요.</w:t>
+      </w:r>
+    </w:p>
+    <w:p>
+      <w:pPr>
+        <w:pStyle w:val="BodyText"/>
+      </w:pPr>
+      <w:r>
+        <w:t xml:space="preserve">알렉세이: 아니요, 빼지 마세요. 다만… 할머니 손이니까 먼저 여쭤봐야 해요.</w:t>
+      </w:r>
+    </w:p>
+    <w:p>
+      <w:pPr>
+        <w:pStyle w:val="BodyText"/>
+      </w:pPr>
+      <w:r>
+        <w:t xml:space="preserve">리타: 법적으로도 여쭤봐야 해요. 필체는 개인적인 거라서 서면 동의가 필요해요.</w:t>
+      </w:r>
+    </w:p>
+    <w:p>
+      <w:pPr>
+        <w:pStyle w:val="BodyText"/>
+      </w:pPr>
+      <w:r>
+        <w:t xml:space="preserve">올가: 리타 말이 맞아, 서명이 있는 동의가 필요해. 할머니가 서명하실 것 같아?</w:t>
+      </w:r>
+    </w:p>
+    <w:p>
+      <w:pPr>
+        <w:pStyle w:val="BodyText"/>
+      </w:pPr>
+      <w:r>
+        <w:t xml:space="preserve">알렉세이: 할머니는 40년 동안 처방전 하나하나에 서명하셨어. 이해하시면 서명하실 거고, 늘 이해하셔.</w:t>
+      </w:r>
+    </w:p>
+    <w:p>
+      <w:pPr>
+        <w:pStyle w:val="BodyText"/>
+      </w:pPr>
+      <w:r>
+        <w:t xml:space="preserve">이리나: 인쇄비는 얼마예요? 솔직하게요. 한 가지 안, 두 언어, 마이크로 문자 홀로그램, 젖은 장갑으로 떨어지는 라벨, 그리고 할머니 글씨. 전체 부수가 아니라 의사 손에 든 상자 하나당 숫자를 원해요.</w:t>
+      </w:r>
+    </w:p>
+    <w:p>
+      <w:pPr>
+        <w:pStyle w:val="BodyText"/>
+      </w:pPr>
+      <w:r>
+        <w:t xml:space="preserve">세바: 세진보다 12퍼센트 비싸요. 전부 홀로그램 때문이에요.</w:t>
+      </w:r>
+    </w:p>
+    <w:p>
+      <w:pPr>
+        <w:pStyle w:val="BodyText"/>
+      </w:pPr>
+      <w:r>
+        <w:t xml:space="preserve">이리나: 12요? 난 15를 잡았는데. 세바, 내 인생에서 예산 안에 맞춘 첫 디자이너예요.</w:t>
+      </w:r>
+    </w:p>
+    <w:p>
+      <w:pPr>
+        <w:pStyle w:val="BodyText"/>
+      </w:pPr>
+      <w:r>
+        <w:t xml:space="preserve">세바: 맞춘 게 아니라, 바르바라가 여유분을 잡을 걸 알았을 뿐이에요. 늘 그러거든요.</w:t>
+      </w:r>
+    </w:p>
+    <w:p>
+      <w:pPr>
+        <w:pStyle w:val="BodyText"/>
+      </w:pPr>
+      <w:r>
+        <w:t xml:space="preserve">바르바라: 늘 잡아요, 20년째. 이리나 세르게예브나, 우린 확실히 같은 종족이에요.</w:t>
+      </w:r>
+    </w:p>
+    <w:p>
+      <w:pPr>
+        <w:pStyle w:val="BodyText"/>
+      </w:pPr>
+      <w:r>
+        <w:t xml:space="preserve">이리나: 같은 종족… 요즘 우리 회사에서 제일 유행하는 말이에요.</w:t>
       </w:r>
     </w:p>
     <w:bookmarkEnd w:id="35"/>
@@ -4182,175 +4144,175 @@
         <w:pStyle w:val="FirstParagraph"/>
       </w:pPr>
       <w:r>
-        <w:t xml:space="preserve">리타: 변경. 중요해요. 등록 후 표시 사항을 바꾸면 — 감독 기관 통보예요. 때로는 — 재심사.</w:t>
-      </w:r>
-    </w:p>
-    <w:p>
-      <w:pPr>
-        <w:pStyle w:val="BodyText"/>
-      </w:pPr>
-      <w:r>
-        <w:t xml:space="preserve">세바: 그러니까… 나중에 색을 바꿀 수 없다는 거예요?</w:t>
-      </w:r>
-    </w:p>
-    <w:p>
-      <w:pPr>
-        <w:pStyle w:val="BodyText"/>
-      </w:pPr>
-      <w:r>
-        <w:t xml:space="preserve">리타: 바꿀 수 있어요. 절차를 거쳐서. 몇 달 걸려서. 그러니까 지금 골라요. 영원히인 것처럼.</w:t>
-      </w:r>
-    </w:p>
-    <w:p>
-      <w:pPr>
-        <w:pStyle w:val="BodyText"/>
-      </w:pPr>
-      <w:r>
-        <w:t xml:space="preserve">올가: 영원히인 것처럼. 그건 이해해. 리타, 서명할 거야?</w:t>
-      </w:r>
-    </w:p>
-    <w:p>
-      <w:pPr>
-        <w:pStyle w:val="BodyText"/>
-      </w:pPr>
-      <w:r>
-        <w:t xml:space="preserve">리타: 서명해. 시안은 품질 책임자가 승인. 내 시스템의 첫 문서. 1번.</w:t>
-      </w:r>
-    </w:p>
-    <w:p>
-      <w:pPr>
-        <w:pStyle w:val="BodyText"/>
-      </w:pPr>
-      <w:r>
-        <w:t xml:space="preserve">세바: 1번. 사진 찍어도 돼요? 엄마한테 보여 주게.</w:t>
-      </w:r>
-    </w:p>
-    <w:p>
-      <w:pPr>
-        <w:pStyle w:val="BodyText"/>
-      </w:pPr>
-      <w:r>
-        <w:t xml:space="preserve">리타: 돼요. 단, 직인은 말고. 직인은 엄마용이 아니에요.</w:t>
-      </w:r>
-    </w:p>
-    <w:p>
-      <w:pPr>
-        <w:pStyle w:val="BodyText"/>
-      </w:pPr>
-      <w:r>
-        <w:t xml:space="preserve">도윤: 료샤? 스피커로 해도 돼? 급해.</w:t>
-      </w:r>
-    </w:p>
-    <w:p>
-      <w:pPr>
-        <w:pStyle w:val="BodyText"/>
-      </w:pPr>
-      <w:r>
-        <w:t xml:space="preserve">알렉세이: 도윤. 마침 시안을 승인했어. 보내려던 참이야.</w:t>
-      </w:r>
-    </w:p>
-    <w:p>
-      <w:pPr>
-        <w:pStyle w:val="BodyText"/>
-      </w:pPr>
-      <w:r>
-        <w:t xml:space="preserve">도윤: 봤어. 어제 소희 씨가 회의에서 보여 줬어. 인쇄소용으로. 그리고 최 부사장님이 봤어.</w:t>
-      </w:r>
-    </w:p>
-    <w:p>
-      <w:pPr>
-        <w:pStyle w:val="BodyText"/>
-      </w:pPr>
-      <w:r>
-        <w:t xml:space="preserve">올가: 최? 「탱크」? 영업?</w:t>
-      </w:r>
-    </w:p>
-    <w:p>
-      <w:pPr>
-        <w:pStyle w:val="BodyText"/>
-      </w:pPr>
-      <w:r>
-        <w:t xml:space="preserve">도윤: 그분. 부사장. 상자를 보더니 물었어: 「이게 뭐야? 우리 젤이 남의 이름으로? 우리 것 옆에?」</w:t>
-      </w:r>
-    </w:p>
-    <w:p>
-      <w:pPr>
-        <w:pStyle w:val="BodyText"/>
-      </w:pPr>
-      <w:r>
-        <w:t xml:space="preserve">이리나: 몰랐대요? 대표님이 계약서에 서명하셨잖아요.</w:t>
-      </w:r>
-    </w:p>
-    <w:p>
-      <w:pPr>
-        <w:pStyle w:val="BodyText"/>
-      </w:pPr>
-      <w:r>
-        <w:t xml:space="preserve">도윤: 대표님은 서명하셨어요. 그런데 영업부는 어제야 알았어요. 소희 씨 책상 위의 시안으로. 최 부사장님이 전체 회의에서, 모두 앞에서 말했어요: 「우리가 러시아에 우리 손으로 경쟁자를 만들고 있다. 우리 젤로, 우리 라인에서. 게다가 카자흐스탄에서도」. 소리를 질렀어요. 대표님 앞에서 소리 지르는 건 처음 봤어요.</w:t>
-      </w:r>
-    </w:p>
-    <w:p>
-      <w:pPr>
-        <w:pStyle w:val="BodyText"/>
-      </w:pPr>
-      <w:r>
-        <w:t xml:space="preserve">키릴: 카자흐스탄은 — 상자에 언어가 둘이라서요?</w:t>
-      </w:r>
-    </w:p>
-    <w:p>
-      <w:pPr>
-        <w:pStyle w:val="BodyText"/>
-      </w:pPr>
-      <w:r>
-        <w:t xml:space="preserve">도윤: 바로 그거야. 카자흐어를 보고. 너희가 자기 시장에 들어온다고 생각했어. 알마티는 — 그분의 두 번째 집이니까.</w:t>
-      </w:r>
-    </w:p>
-    <w:p>
-      <w:pPr>
-        <w:pStyle w:val="BodyText"/>
-      </w:pPr>
-      <w:r>
-        <w:t xml:space="preserve">알렉세이: 우린 그분 시장에 들어가는 게 아니야. 거기선 우리가 총판이야. 대표님이 직접 주셨어.</w:t>
-      </w:r>
-    </w:p>
-    <w:p>
-      <w:pPr>
-        <w:pStyle w:val="BodyText"/>
-      </w:pPr>
-      <w:r>
-        <w:t xml:space="preserve">이리나: 그건 계산할 수 있어요. 의사가 몇 명이나 옮겨 갈지. 계산할게요.</w:t>
-      </w:r>
-    </w:p>
-    <w:p>
-      <w:pPr>
-        <w:pStyle w:val="BodyText"/>
-      </w:pPr>
-      <w:r>
-        <w:t xml:space="preserve">도윤: 대표님은 카자흐스탄에서 「세진」을 주셨어요. 「라도가」는 영업부와 아무도 논의하지 않았어요. 최 부사장님 말로는: 알마티에서 「라도가」가 「세진」의 의사들을 빼앗아 갈 거래요. 자기가 직접 가르친 사람들을. 배신당했대요. 여러분한테가 아니라. 대표님한테.</w:t>
-      </w:r>
-    </w:p>
-    <w:p>
-      <w:pPr>
-        <w:pStyle w:val="BodyText"/>
-      </w:pPr>
-      <w:r>
-        <w:t xml:space="preserve">리타: 그건 품질 문제가 아니에요. 돈 문제죠. 난 빠질게요.</w:t>
-      </w:r>
-    </w:p>
-    <w:p>
-      <w:pPr>
-        <w:pStyle w:val="BodyText"/>
-      </w:pPr>
-      <w:r>
-        <w:t xml:space="preserve">올가: 그건 이해 충돌이야, 리타. 품질 문제도 될 거야. 한 달 뒤에. 최가 생산을 늦추기 시작하면.</w:t>
-      </w:r>
-    </w:p>
-    <w:p>
-      <w:pPr>
-        <w:pStyle w:val="BodyText"/>
-      </w:pPr>
-      <w:r>
-        <w:t xml:space="preserve">도윤: 이미 말했어요. 회의에서. 「</w:t>
+        <w:t xml:space="preserve">리타: 이제 중요한 거, 변경에 관해서요. 등록 후 표시 사항을 바꾸면 감독 기관 통보가 필요하고, 때로는 재심사도 받아야 해요.</w:t>
+      </w:r>
+    </w:p>
+    <w:p>
+      <w:pPr>
+        <w:pStyle w:val="BodyText"/>
+      </w:pPr>
+      <w:r>
+        <w:t xml:space="preserve">세바: 그러니까… 나중에 바꾸고 싶어도 그냥 색을 바꿀 수는 없다는 거예요?</w:t>
+      </w:r>
+    </w:p>
+    <w:p>
+      <w:pPr>
+        <w:pStyle w:val="BodyText"/>
+      </w:pPr>
+      <w:r>
+        <w:t xml:space="preserve">리타: 바꿀 수는 있지만 절차를 거쳐야 하고 몇 달 걸려요. 그러니까 지금 골라요. 영원히인 것처럼.</w:t>
+      </w:r>
+    </w:p>
+    <w:p>
+      <w:pPr>
+        <w:pStyle w:val="BodyText"/>
+      </w:pPr>
+      <w:r>
+        <w:t xml:space="preserve">올가: 영원히인 것처럼 — 그건 내가 누구보다 잘 알지. 리타, 서명할 거야?</w:t>
+      </w:r>
+    </w:p>
+    <w:p>
+      <w:pPr>
+        <w:pStyle w:val="BodyText"/>
+      </w:pPr>
+      <w:r>
+        <w:t xml:space="preserve">리타: 서명해. 시안은 품질 책임자가 승인. 내 시스템의 첫 문서, 1번이야.</w:t>
+      </w:r>
+    </w:p>
+    <w:p>
+      <w:pPr>
+        <w:pStyle w:val="BodyText"/>
+      </w:pPr>
+      <w:r>
+        <w:t xml:space="preserve">세바: 1번이라니! 사진 찍어도 돼요? 엄마한테 보여 드리고 싶어요.</w:t>
+      </w:r>
+    </w:p>
+    <w:p>
+      <w:pPr>
+        <w:pStyle w:val="BodyText"/>
+      </w:pPr>
+      <w:r>
+        <w:t xml:space="preserve">리타: 돼요, 단 직인은 말고요. 직인은 엄마용이 아니에요.</w:t>
+      </w:r>
+    </w:p>
+    <w:p>
+      <w:pPr>
+        <w:pStyle w:val="BodyText"/>
+      </w:pPr>
+      <w:r>
+        <w:t xml:space="preserve">도윤: 료샤? 스피커로 해도 돼? 급해, 아주 급해.</w:t>
+      </w:r>
+    </w:p>
+    <w:p>
+      <w:pPr>
+        <w:pStyle w:val="BodyText"/>
+      </w:pPr>
+      <w:r>
+        <w:t xml:space="preserve">알렉세이: 도윤, 안녕! 마침 시안을 승인해서 너한테 보내려던 참이야.</w:t>
+      </w:r>
+    </w:p>
+    <w:p>
+      <w:pPr>
+        <w:pStyle w:val="BodyText"/>
+      </w:pPr>
+      <w:r>
+        <w:t xml:space="preserve">도윤: 벌써 봤어. 어제 소희 씨가 인쇄소용으로 회의에서 보여 줬는데, 최 부사장님이 그걸 봤어.</w:t>
+      </w:r>
+    </w:p>
+    <w:p>
+      <w:pPr>
+        <w:pStyle w:val="BodyText"/>
+      </w:pPr>
+      <w:r>
+        <w:t xml:space="preserve">올가: 최? 「탱크」라고 불리는 영업 쪽 그 사람?</w:t>
+      </w:r>
+    </w:p>
+    <w:p>
+      <w:pPr>
+        <w:pStyle w:val="BodyText"/>
+      </w:pPr>
+      <w:r>
+        <w:t xml:space="preserve">도윤: 네, 그분, 부사장. 상자를 보더니 물었어요. 「이게 뭐야? 우리 젤이 남의 이름으로? 우리 것 옆에?」</w:t>
+      </w:r>
+    </w:p>
+    <w:p>
+      <w:pPr>
+        <w:pStyle w:val="BodyText"/>
+      </w:pPr>
+      <w:r>
+        <w:t xml:space="preserve">이리나: 몰랐대요? 대표님이 직접 우리랑 계약서에 서명하셨잖아요.</w:t>
+      </w:r>
+    </w:p>
+    <w:p>
+      <w:pPr>
+        <w:pStyle w:val="BodyText"/>
+      </w:pPr>
+      <w:r>
+        <w:t xml:space="preserve">도윤: 대표님은 서명하셨지만 영업부는 어제야 소희 씨 책상 위의 시안으로 알았어요. 최 부사장님이 전체 회의에서 모두 앞에서 말했어요. 「우리가 러시아에 우리 손으로, 우리 젤로, 우리 라인에서 경쟁자를 만들고 있다. 게다가 카자흐스탄에서도」. 소리를 질렀는데, 대표님 앞에서 소리 지르는 건 처음 봤어요.</w:t>
+      </w:r>
+    </w:p>
+    <w:p>
+      <w:pPr>
+        <w:pStyle w:val="BodyText"/>
+      </w:pPr>
+      <w:r>
+        <w:t xml:space="preserve">키릴: 그런데 왜 카자흐스탄을 언급했죠? 상자에 언어가 둘이라서요?</w:t>
+      </w:r>
+    </w:p>
+    <w:p>
+      <w:pPr>
+        <w:pStyle w:val="BodyText"/>
+      </w:pPr>
+      <w:r>
+        <w:t xml:space="preserve">도윤: 바로 그거야. 카자흐어를 보고 너희가 자기 시장에 들어온다고 생각했어. 알마티는 그분의 두 번째 집이거든.</w:t>
+      </w:r>
+    </w:p>
+    <w:p>
+      <w:pPr>
+        <w:pStyle w:val="BodyText"/>
+      </w:pPr>
+      <w:r>
+        <w:t xml:space="preserve">알렉세이: 우린 그분 시장에 들어가는 게 아니야. 거기선 우리가 총판이고, 대표님이 직접 주셨어.</w:t>
+      </w:r>
+    </w:p>
+    <w:p>
+      <w:pPr>
+        <w:pStyle w:val="BodyText"/>
+      </w:pPr>
+      <w:r>
+        <w:t xml:space="preserve">이리나: 그건 계산할 수 있어요. 의사가 한 젤에서 다른 젤로 몇 명이나 옮겨 갈지. 계산할게요.</w:t>
+      </w:r>
+    </w:p>
+    <w:p>
+      <w:pPr>
+        <w:pStyle w:val="BodyText"/>
+      </w:pPr>
+      <w:r>
+        <w:t xml:space="preserve">도윤: 대표님은 카자흐스탄에서 「세진」을 주셨지만, 「라도가」는 영업부와 아무도 논의하지 않았어요. 최 부사장님은 알마티에서 「라도가」가 「세진」의 의사들, 자기가 직접 가르친 사람들을 빼앗아 갈 거래요. 배신당했대요. 여러분한테가 아니라 대표님한테요.</w:t>
+      </w:r>
+    </w:p>
+    <w:p>
+      <w:pPr>
+        <w:pStyle w:val="BodyText"/>
+      </w:pPr>
+      <w:r>
+        <w:t xml:space="preserve">리타: 그건 품질 문제가 아니라 돈 문제니까, 난 빠질게요.</w:t>
+      </w:r>
+    </w:p>
+    <w:p>
+      <w:pPr>
+        <w:pStyle w:val="BodyText"/>
+      </w:pPr>
+      <w:r>
+        <w:t xml:space="preserve">올가: 그건 이해 충돌이야, 리타. 그리고 한 달 뒤 최가 생산을 늦추기 시작하면 품질 문제가 될 거야.</w:t>
+      </w:r>
+    </w:p>
+    <w:p>
+      <w:pPr>
+        <w:pStyle w:val="BodyText"/>
+      </w:pPr>
+      <w:r>
+        <w:t xml:space="preserve">도윤: 이미 회의에서 말했어요. 「</w:t>
       </w:r>
       <w:r>
         <w:t xml:space="preserve">‘</w:t>
@@ -4365,31 +4327,31 @@
         <w:t xml:space="preserve"> </w:t>
       </w:r>
       <w:r>
-        <w:t xml:space="preserve">포장 라인은 — 우리 주문 다 끝난 뒤에」. 대표님은 침묵하셨어요.</w:t>
-      </w:r>
-    </w:p>
-    <w:p>
-      <w:pPr>
-        <w:pStyle w:val="BodyText"/>
-      </w:pPr>
-      <w:r>
-        <w:t xml:space="preserve">알렉세이: 침묵하셨다고? 윤 대표님이?</w:t>
-      </w:r>
-    </w:p>
-    <w:p>
-      <w:pPr>
-        <w:pStyle w:val="BodyText"/>
-      </w:pPr>
-      <w:r>
-        <w:t xml:space="preserve">도윤: 침묵하셨어. 두 사람이 다 옳을 때 침묵하셔. 료샤, 나 어떻게 해야 할지 모르겠어.</w:t>
-      </w:r>
-    </w:p>
-    <w:p>
-      <w:pPr>
-        <w:pStyle w:val="BodyText"/>
-      </w:pPr>
-      <w:r>
-        <w:t xml:space="preserve">알렉세이: 도윤, 오늘은 아무것도 하지 마. 내일 내가 최 부사장에게 전화할게. 직접.</w:t>
+        <w:t xml:space="preserve">포장 라인은 우리 주문 다 끝난 뒤에」. 그런데 대표님은 침묵하셨어요.</w:t>
+      </w:r>
+    </w:p>
+    <w:p>
+      <w:pPr>
+        <w:pStyle w:val="BodyText"/>
+      </w:pPr>
+      <w:r>
+        <w:t xml:space="preserve">알렉세이: 침묵하셨다고? 윤 대표님이 그냥 아무 대답도 안 하셨어?</w:t>
+      </w:r>
+    </w:p>
+    <w:p>
+      <w:pPr>
+        <w:pStyle w:val="BodyText"/>
+      </w:pPr>
+      <w:r>
+        <w:t xml:space="preserve">도윤: 침묵하셨어. 두 사람이 다 옳을 때는 늘 침묵하시거든. 료샤, 나 어떻게 해야 할지 모르겠어.</w:t>
+      </w:r>
+    </w:p>
+    <w:p>
+      <w:pPr>
+        <w:pStyle w:val="BodyText"/>
+      </w:pPr>
+      <w:r>
+        <w:t xml:space="preserve">알렉세이: 도윤, 오늘은 아무것도 하지 마. 내일 내가 직접 최 부사장에게 전화할게.</w:t>
       </w:r>
     </w:p>
     <w:bookmarkEnd w:id="36"/>
@@ -4407,119 +4369,119 @@
         <w:pStyle w:val="FirstParagraph"/>
       </w:pPr>
       <w:r>
-        <w:t xml:space="preserve">베라: 이게 뭐야? 또 서류야? 료샤, 넌 꼭 사회보장 사무소처럼 서류를 가져오는구나.</w:t>
-      </w:r>
-    </w:p>
-    <w:p>
-      <w:pPr>
-        <w:pStyle w:val="BodyText"/>
-      </w:pPr>
-      <w:r>
-        <w:t xml:space="preserve">알렉세이: 할머니, 동의서예요. 「라도가」 상자에 할머니 글씨가 들어가요. 「해를 끼치지 말라」. 판지에서.</w:t>
-      </w:r>
-    </w:p>
-    <w:p>
-      <w:pPr>
-        <w:pStyle w:val="BodyText"/>
-      </w:pPr>
-      <w:r>
-        <w:t xml:space="preserve">베라: 내 글씨가? 상자에? 보여 줘.</w:t>
-      </w:r>
-    </w:p>
-    <w:p>
-      <w:pPr>
-        <w:pStyle w:val="BodyText"/>
-      </w:pPr>
-      <w:r>
-        <w:t xml:space="preserve">알렉세이: 여기요. 시안. 뒷면.</w:t>
-      </w:r>
-    </w:p>
-    <w:p>
-      <w:pPr>
-        <w:pStyle w:val="BodyText"/>
-      </w:pPr>
-      <w:r>
-        <w:t xml:space="preserve">베라: 내 거네. 파란 볼펜. 80년. 삐뚤빼뚤… 「д」 자가 비켜 갔어.</w:t>
-      </w:r>
-    </w:p>
-    <w:p>
-      <w:pPr>
-        <w:pStyle w:val="BodyText"/>
-      </w:pPr>
-      <w:r>
-        <w:t xml:space="preserve">알렉세이: 디자이너가 그대로 뒀어요. 반듯하게 하면 — 거짓이 된대요.</w:t>
-      </w:r>
-    </w:p>
-    <w:p>
-      <w:pPr>
-        <w:pStyle w:val="BodyText"/>
-      </w:pPr>
-      <w:r>
-        <w:t xml:space="preserve">베라: 똑똑한 애구나. 거짓은 반듯하게 펴지. 진실은 삐뚤어진 채 둬. 어디에 서명해?</w:t>
-      </w:r>
-    </w:p>
-    <w:p>
-      <w:pPr>
-        <w:pStyle w:val="BodyText"/>
-      </w:pPr>
-      <w:r>
-        <w:t xml:space="preserve">알렉세이: 여기요. 올가가 — 전부 쓰시래요. 성, 이름, 부칭.</w:t>
-      </w:r>
-    </w:p>
-    <w:p>
-      <w:pPr>
-        <w:pStyle w:val="BodyText"/>
-      </w:pPr>
-      <w:r>
-        <w:t xml:space="preserve">베라: 보론초바 베라 파블로브나. 됐다. 40년을 이렇게 서명했어. 손이 아직 기억하네.</w:t>
-      </w:r>
-    </w:p>
-    <w:p>
-      <w:pPr>
-        <w:pStyle w:val="BodyText"/>
-      </w:pPr>
-      <w:r>
-        <w:t xml:space="preserve">알렉세이: 고마워요, 할머니.</w:t>
-      </w:r>
-    </w:p>
-    <w:p>
-      <w:pPr>
-        <w:pStyle w:val="BodyText"/>
-      </w:pPr>
-      <w:r>
-        <w:t xml:space="preserve">베라: 고맙긴. 내 글씨가 한국에도 카자흐스탄에도 간다. 무슨 일 있으면 — 나한테도 물을 거야. 알겠니?</w:t>
-      </w:r>
-    </w:p>
-    <w:p>
-      <w:pPr>
-        <w:pStyle w:val="BodyText"/>
-      </w:pPr>
-      <w:r>
-        <w:t xml:space="preserve">알렉세이: 알겠어요.</w:t>
-      </w:r>
-    </w:p>
-    <w:p>
-      <w:pPr>
-        <w:pStyle w:val="BodyText"/>
-      </w:pPr>
-      <w:r>
-        <w:t xml:space="preserve">베라: 그런데 얼굴은 왜 그래? 또 시험이야?</w:t>
-      </w:r>
-    </w:p>
-    <w:p>
-      <w:pPr>
-        <w:pStyle w:val="BodyText"/>
-      </w:pPr>
-      <w:r>
-        <w:t xml:space="preserve">알렉세이: 한국 영업 책임자요. 화가 났어요. 우리가 자기 경쟁자를 만든대요.</w:t>
-      </w:r>
-    </w:p>
-    <w:p>
-      <w:pPr>
-        <w:pStyle w:val="BodyText"/>
-      </w:pPr>
-      <w:r>
-        <w:t xml:space="preserve">베라: 화를 내면 — 겁이 난 거야. 겁 안 나는 사람은 화를 안 내, 그냥 하지. 그 사람한테 가. 직접. 전화하지 말고 — 가. 파이 가져가. 배고픈 사람은 선물 안 해. 흥정하지. 배부른 사람은 — 들어. 겁먹은 배부른 사람은 — 가끔 이해도 하지.</w:t>
+        <w:t xml:space="preserve">베라: 이게 뭐니? 또 서류야? 료샤, 넌 꼭 사회보장 사무소에서 온 사람처럼 서류를 가져오는구나.</w:t>
+      </w:r>
+    </w:p>
+    <w:p>
+      <w:pPr>
+        <w:pStyle w:val="BodyText"/>
+      </w:pPr>
+      <w:r>
+        <w:t xml:space="preserve">알렉세이: 할머니, 동의서예요. 「라도가」 상자에 할머니 글씨가 들어가요. 판지에 있는 「해를 끼치지 말라」요.</w:t>
+      </w:r>
+    </w:p>
+    <w:p>
+      <w:pPr>
+        <w:pStyle w:val="BodyText"/>
+      </w:pPr>
+      <w:r>
+        <w:t xml:space="preserve">베라: 내 글씨가 상자에? 어디, 너희가 뭘 생각해 냈는지 보여 줘 봐.</w:t>
+      </w:r>
+    </w:p>
+    <w:p>
+      <w:pPr>
+        <w:pStyle w:val="BodyText"/>
+      </w:pPr>
+      <w:r>
+        <w:t xml:space="preserve">알렉세이: 여기 시안이에요, 보세요. 상자 뒷면이에요.</w:t>
+      </w:r>
+    </w:p>
+    <w:p>
+      <w:pPr>
+        <w:pStyle w:val="BodyText"/>
+      </w:pPr>
+      <w:r>
+        <w:t xml:space="preserve">베라: 그래, 내 거네. 파란 볼펜, 80년. 좀 삐뚤빼뚤하구나… 「д」 자가 저만치 비켜 갔어.</w:t>
+      </w:r>
+    </w:p>
+    <w:p>
+      <w:pPr>
+        <w:pStyle w:val="BodyText"/>
+      </w:pPr>
+      <w:r>
+        <w:t xml:space="preserve">알렉세이: 디자이너가 그대로 뒀어요. 반듯하게 하면 거짓이 된대요.</w:t>
+      </w:r>
+    </w:p>
+    <w:p>
+      <w:pPr>
+        <w:pStyle w:val="BodyText"/>
+      </w:pPr>
+      <w:r>
+        <w:t xml:space="preserve">베라: 똑똑한 애구나. 거짓은 반듯하게 펴지. 진실은 삐뚤어진 채 둬. 그래, 어디에 서명하면 되니?</w:t>
+      </w:r>
+    </w:p>
+    <w:p>
+      <w:pPr>
+        <w:pStyle w:val="BodyText"/>
+      </w:pPr>
+      <w:r>
+        <w:t xml:space="preserve">알렉세이: 여기요. 올가가 성, 이름, 부칭을 전부 쓰셔야 한대요.</w:t>
+      </w:r>
+    </w:p>
+    <w:p>
+      <w:pPr>
+        <w:pStyle w:val="BodyText"/>
+      </w:pPr>
+      <w:r>
+        <w:t xml:space="preserve">베라: 보론초바 베라 파블로브나. 됐다. 40년을 이렇게 서명했는데, 손이 아직 기억하네.</w:t>
+      </w:r>
+    </w:p>
+    <w:p>
+      <w:pPr>
+        <w:pStyle w:val="BodyText"/>
+      </w:pPr>
+      <w:r>
+        <w:t xml:space="preserve">알렉세이: 고마워요, 할머니. 저한테는 정말 큰 의미예요.</w:t>
+      </w:r>
+    </w:p>
+    <w:p>
+      <w:pPr>
+        <w:pStyle w:val="BodyText"/>
+      </w:pPr>
+      <w:r>
+        <w:t xml:space="preserve">베라: 고마울 거 없다. 내 글씨가 한국에도 카자흐스탄에도 가니까, 무슨 일 있으면 나한테도 물을 거야. 알겠니?</w:t>
+      </w:r>
+    </w:p>
+    <w:p>
+      <w:pPr>
+        <w:pStyle w:val="BodyText"/>
+      </w:pPr>
+      <w:r>
+        <w:t xml:space="preserve">알렉세이: 알겠어요, 할머니. 이게 할머니 책임이기도 하다는 거 잊지 않을게요.</w:t>
+      </w:r>
+    </w:p>
+    <w:p>
+      <w:pPr>
+        <w:pStyle w:val="BodyText"/>
+      </w:pPr>
+      <w:r>
+        <w:t xml:space="preserve">베라: 그런데 얼굴은 왜 그러니? 또 무슨 시험이라도 있어?</w:t>
+      </w:r>
+    </w:p>
+    <w:p>
+      <w:pPr>
+        <w:pStyle w:val="BodyText"/>
+      </w:pPr>
+      <w:r>
+        <w:t xml:space="preserve">알렉세이: 한국 영업 책임자가 우리한테 화가 났어요. 우리가 자기 경쟁자를 만든대요.</w:t>
+      </w:r>
+    </w:p>
+    <w:p>
+      <w:pPr>
+        <w:pStyle w:val="BodyText"/>
+      </w:pPr>
+      <w:r>
+        <w:t xml:space="preserve">베라: 화를 내면 겁이 난 거야. 겁 안 나는 사람은 화를 안 내고 그냥 하지. 그 사람한테 직접 가. 전화하지 말고 가, 파이도 가져가고. 배고픈 사람은 선물 안 하고 흥정하지만, 배부른 사람은 들어. 그리고 겁먹은 배부른 사람은 가끔 이해도 하지.</w:t>
       </w:r>
     </w:p>
     <w:bookmarkEnd w:id="37"/>
